--- a/docs/第3章-配图设计稿与待补清单.docx
+++ b/docs/第3章-配图设计稿与待补清单.docx
@@ -16,7 +16,7 @@
           <w:sz w:val="32"/>
           <w:szCs w:val="32"/>
         </w:rPr>
-        <w:t xml:space="preserve">第3章　配图设计稿、尾注清单与撰写说明</w:t>
+        <w:t xml:space="preserve">第3章　配图设计稿、尾注清单与修订说明</w:t>
       </w:r>
     </w:p>
     <w:p>
@@ -31,7 +31,7 @@
           <w:sz w:val="24"/>
           <w:szCs w:val="24"/>
         </w:rPr>
-        <w:t xml:space="preserve">配套《第3章-学理命题-初稿》使用。</w:t>
+        <w:t xml:space="preserve">配套《第3章-知识形态与范式转型命题-润色稿》使用。本清单取代此前为《第3章-学理命题-初稿》所出的同名文件。</w:t>
       </w:r>
     </w:p>
     <w:p>
@@ -80,7 +80,7 @@
           <w:sz w:val="24"/>
           <w:szCs w:val="24"/>
         </w:rPr>
-        <w:t xml:space="preserve">图3-1　设计学论述的三层结构与隐含前提的位置</w:t>
+        <w:t xml:space="preserve">图3-1　两类知识的载体与再生产方式</w:t>
       </w:r>
     </w:p>
     <w:p>
@@ -105,7 +105,7 @@
           <w:sz w:val="24"/>
           <w:szCs w:val="24"/>
         </w:rPr>
-        <w:t xml:space="preserve">：3.2.1 节，表3-2 之后。</w:t>
+        <w:t xml:space="preserve">：3.1.3 节，表3-3 之后。</w:t>
       </w:r>
       <w:r>
         <w:rPr>
@@ -123,7 +123,7 @@
           <w:sz w:val="24"/>
           <w:szCs w:val="24"/>
         </w:rPr>
-        <w:t xml:space="preserve">：三层堆叠结构图。</w:t>
+        <w:t xml:space="preserve">：左右对照图。</w:t>
       </w:r>
     </w:p>
     <w:p>
@@ -148,7 +148,7 @@
           <w:sz w:val="24"/>
           <w:szCs w:val="24"/>
         </w:rPr>
-        <w:t xml:space="preserve">：自上而下三层横向长条，依次为「评价类论述：好的方案应当满足某些条件」「程序类论述：设计应依次经过若干阶段」「方法类论述：应当采用某方法完成某任务」。三层之下再垫一条通长的底座，底座标注「隐含前提：存在能够作出判断的成熟主体」。底座与三层之间用三支向上的短箭头相连，箭头旁分别标注该层所预设的主体角色：鉴赏者、判断者、执行者。底座以虚线边框绘制，并在其右侧加一行旁注：「从未被作为问题提出」。</w:t>
+        <w:t xml:space="preserve">：左右两栏，左栏「命题性知识」，右栏「设计学知识」。左栏画一条自上而下的链：认知者 → 写入文本 → 文本独立存在（画一个实心的书籍或数据库符号）→ 后人阅读 → 重新获得。链条中部标出一处断口，注明「认知者更替」，并以一支跨过断口的箭头显示知识仍然贯通，旁注「人的更替不影响知识本身的存在」。右栏画同样一条链：实践着的个体 → 部分写入文本（原则、案例、规范）→ 文本存在，但只是可言说的那一部分；同时自个体引出第二支线：分寸把握、情境识别、价值权衡 → 无处存放。同样在链条中部标出「实践中断」的断口，但这一断口不设跨越箭头，而在其下标注「随实践的中断而消散」。</w:t>
       </w:r>
     </w:p>
     <w:p>
@@ -160,6 +160,21 @@
       <w:r>
         <w:rPr>
           <w:rFonts w:ascii="Times New Roman" w:cs="Times New Roman" w:eastAsia="宋体" w:hAnsi="Times New Roman"/>
+          <w:sz w:val="24"/>
+          <w:szCs w:val="24"/>
+        </w:rPr>
+        <w:t xml:space="preserve">两栏底部各加一条注记条，写明其再生产的主要机制：左「文本的阅读与讲授」、右「实践、示范、评议与反复的试错」。</w:t>
+      </w:r>
+    </w:p>
+    <w:p>
+      <w:pPr>
+        <w:spacing w:after="60" w:before="0" w:line="400" w:lineRule="auto"/>
+        <w:ind w:firstLine="480"/>
+        <w:jc w:val="both"/>
+      </w:pPr>
+      <w:r>
+        <w:rPr>
+          <w:rFonts w:ascii="Times New Roman" w:cs="Times New Roman" w:eastAsia="宋体" w:hAnsi="Times New Roman"/>
           <w:b/>
           <w:bCs/>
           <w:sz w:val="24"/>
@@ -173,7 +188,7 @@
           <w:sz w:val="24"/>
           <w:szCs w:val="24"/>
         </w:rPr>
-        <w:t xml:space="preserve">：底座必须画成通长的一条而非三块，以显示三类论述共享同一前提；虚线边框是全图的语义所在，不可改为实线。</w:t>
+        <w:t xml:space="preserve">：全图的落点是两处断口的处置不同——左栏的断口可被跨越，右栏的不能。这一视觉差别必须做足，是本章立论的图示。右栏的两支线（可言说的部分 / 无处存放的部分）须以不同线型区分，前者实线通向文本，后者虚线终止于空白。</w:t>
       </w:r>
     </w:p>
     <w:p>
@@ -190,7 +205,7 @@
           <w:sz w:val="24"/>
           <w:szCs w:val="24"/>
         </w:rPr>
-        <w:t xml:space="preserve">图3-2　隐含前提动摇后设计学论述链条的断裂形态</w:t>
+        <w:t xml:space="preserve">图3-2　设计学主体条件的维持机制及其受影响的位置</w:t>
       </w:r>
     </w:p>
     <w:p>
@@ -215,7 +230,7 @@
           <w:sz w:val="24"/>
           <w:szCs w:val="24"/>
         </w:rPr>
-        <w:t xml:space="preserve">：3.2.3 节，第二段之后。</w:t>
+        <w:t xml:space="preserve">：3.2.2 节末，表3-4 之后。</w:t>
       </w:r>
       <w:r>
         <w:rPr>
@@ -233,7 +248,7 @@
           <w:sz w:val="24"/>
           <w:szCs w:val="24"/>
         </w:rPr>
-        <w:t xml:space="preserve">：与图3-1 同构的对照图。</w:t>
+        <w:t xml:space="preserve">：三层同心或三层堆叠图，带侵蚀标注。</w:t>
       </w:r>
     </w:p>
     <w:p>
@@ -258,7 +273,7 @@
           <w:sz w:val="24"/>
           <w:szCs w:val="24"/>
         </w:rPr>
-        <w:t xml:space="preserve">：沿用图3-1 的三层堆叠与底座布局，但底座改为断裂状（中部断开），并标注「前提动摇：判断主体的形成路径被改变」。三支原本向上的箭头改为断口符号，每层右侧加一行断裂后果的旁注：方法类「方法退化为可照搬的步骤」、程序类「节点上发生的不再是判断而是挑选」、评价类「评价退化为对完成度的确认」。三层的外框保持完整而内部填充改为浅色或网点，以表示形式尚存而实质被抽空。图下方加一行注记：「方法、程序与标准均未消失，消失的是使其得以运作的条件」。</w:t>
+        <w:t xml:space="preserve">：三层自内向外（或自下而上）依次为教育层面、职业层面、行业层面，各层内写其具体机制：教育层面「工作室制、师徒相授、长时段方案推敲与作品评议」，职业层面「由助理至主创的漫长晋阶、方案评审与项目复盘」，行业层面「作品公开展示、同行评议与批评」。三层共同环绕（或共同支撑）中心的一个方框：「主体条件：存在能作出成熟专业判断的设计者，且可被持续培育」。</w:t>
       </w:r>
     </w:p>
     <w:p>
@@ -270,6 +285,21 @@
       <w:r>
         <w:rPr>
           <w:rFonts w:ascii="Times New Roman" w:cs="Times New Roman" w:eastAsia="宋体" w:hAnsi="Times New Roman"/>
+          <w:sz w:val="24"/>
+          <w:szCs w:val="24"/>
+        </w:rPr>
+        <w:t xml:space="preserve">每一层的外缘各引出一条旁注，写明该层不可替代的环节与受影响的方式：教育层面「亲历试错 → 被系统性跳过」、职业层面「制度性追问所要求的当面回答 → 失去实质对象」、行业层面「以外部参照校正内在尺度 → 标准来源转向模型的默认分布」。三条旁注均以同一种侵蚀符号（如虚化的箭头或网点）指向对应层面。</w:t>
+      </w:r>
+    </w:p>
+    <w:p>
+      <w:pPr>
+        <w:spacing w:after="60" w:before="0" w:line="400" w:lineRule="auto"/>
+        <w:ind w:firstLine="480"/>
+        <w:jc w:val="both"/>
+      </w:pPr>
+      <w:r>
+        <w:rPr>
+          <w:rFonts w:ascii="Times New Roman" w:cs="Times New Roman" w:eastAsia="宋体" w:hAnsi="Times New Roman"/>
           <w:b/>
           <w:bCs/>
           <w:sz w:val="24"/>
@@ -283,7 +313,7 @@
           <w:sz w:val="24"/>
           <w:szCs w:val="24"/>
         </w:rPr>
-        <w:t xml:space="preserve">：与图3-1 必须版式一致、可并置对读，差别只在底座与填充；三层外框保持完整是关键，若画成崩塌则误读为学科消亡，与 3.5.1 的自我限定相悖。</w:t>
+        <w:t xml:space="preserve">：三层必须共同支撑同一个中心，以显示主体条件由三者合力维持而非由某一层单独维持；三处侵蚀符号形式统一，以显示这是同一变化在三个层面的表现。</w:t>
       </w:r>
     </w:p>
     <w:p>
@@ -300,7 +330,7 @@
           <w:sz w:val="24"/>
           <w:szCs w:val="24"/>
         </w:rPr>
-        <w:t xml:space="preserve">图3-3　三种范式转型解释所指认的变化位置</w:t>
+        <w:t xml:space="preserve">图3-3　判断力形成路径的完好与断裂</w:t>
       </w:r>
     </w:p>
     <w:p>
@@ -325,7 +355,7 @@
           <w:sz w:val="24"/>
           <w:szCs w:val="24"/>
         </w:rPr>
-        <w:t xml:space="preserve">：3.3.4 节，表3-3 之后。</w:t>
+        <w:t xml:space="preserve">：3.2.4 节，表3-5 之后。</w:t>
       </w:r>
       <w:r>
         <w:rPr>
@@ -343,7 +373,7 @@
           <w:sz w:val="24"/>
           <w:szCs w:val="24"/>
         </w:rPr>
-        <w:t xml:space="preserve">：同心层次图。</w:t>
+        <w:t xml:space="preserve">：上下两轨对照图。</w:t>
       </w:r>
     </w:p>
     <w:p>
@@ -368,7 +398,7 @@
           <w:sz w:val="24"/>
           <w:szCs w:val="24"/>
         </w:rPr>
-        <w:t xml:space="preserve">：三个同心区域，自外向内依次为「工具与表现媒介」「研究方法与设计流程」「判断主体的形成与维持条件」。三个区域各引一条指示线至右侧标签：工具转型说、方法转型说、主体条件转型说（本书）。最内层加重描边，并在其下加一行注记：「前两说均以最内层的稳定为前提」。</w:t>
+        <w:t xml:space="preserve">：上轨为「计算机辅助绘图与参数化工具」：形成意图 → 表达为图纸或规则 → 在众多可能中作出取舍 → 亲历试错 → 内化为情境性直觉 → 回指起点。整条轨道连续无断口，并在「表达为规则」一步旁加一个正向标记，注明「参数化工具以意图必须完整表达为要求，反而强化了对判断依据的澄清」。</w:t>
       </w:r>
     </w:p>
     <w:p>
@@ -380,6 +410,36 @@
       <w:r>
         <w:rPr>
           <w:rFonts w:ascii="Times New Roman" w:cs="Times New Roman" w:eastAsia="宋体" w:hAnsi="Times New Roman"/>
+          <w:sz w:val="24"/>
+          <w:szCs w:val="24"/>
+        </w:rPr>
+        <w:t xml:space="preserve">下轨为「生成式人工智能」：同一条轨道，但在三处标出断口，各自对应正文的三项依据：断口一在「形成意图」与「表达」之间，注「判断时序颠倒：模型先给出既成选项，自己作出取舍的步骤不再发生」；断口二在「表达为规则」处，注「意图完整表达的要求被取消，澄清判断依据的机会一并取消」；断口三在「亲历试错」处，注「合意困难被消除，以低效形式存在的锻炼环节被压缩」。</w:t>
+      </w:r>
+    </w:p>
+    <w:p>
+      <w:pPr>
+        <w:spacing w:after="60" w:before="0" w:line="400" w:lineRule="auto"/>
+        <w:ind w:firstLine="480"/>
+        <w:jc w:val="both"/>
+      </w:pPr>
+      <w:r>
+        <w:rPr>
+          <w:rFonts w:ascii="Times New Roman" w:cs="Times New Roman" w:eastAsia="宋体" w:hAnsi="Times New Roman"/>
+          <w:sz w:val="24"/>
+          <w:szCs w:val="24"/>
+        </w:rPr>
+        <w:t xml:space="preserve">两轨之间以一条竖向对照线相连，标注「所改变的对象：表达的手段 ／ 判断的形成路径」。</w:t>
+      </w:r>
+    </w:p>
+    <w:p>
+      <w:pPr>
+        <w:spacing w:after="60" w:before="0" w:line="400" w:lineRule="auto"/>
+        <w:ind w:firstLine="480"/>
+        <w:jc w:val="both"/>
+      </w:pPr>
+      <w:r>
+        <w:rPr>
+          <w:rFonts w:ascii="Times New Roman" w:cs="Times New Roman" w:eastAsia="宋体" w:hAnsi="Times New Roman"/>
           <w:b/>
           <w:bCs/>
           <w:sz w:val="24"/>
@@ -393,7 +453,7 @@
           <w:sz w:val="24"/>
           <w:szCs w:val="24"/>
         </w:rPr>
-        <w:t xml:space="preserve">：用同心而非并列，才能表达「更基础的一层」而非「第三种并列意见」；三说的关系是包含而非互斥，须与 3.3.4 末段的说明一致。</w:t>
+        <w:t xml:space="preserve">：两轨必须版式完全一致、可上下对读，差别只在断口的有无；上轨那个正向标记不可省略，它是本书区别于一般技术悲观论的证据。</w:t>
       </w:r>
     </w:p>
     <w:p>
@@ -410,7 +470,7 @@
           <w:sz w:val="24"/>
           <w:szCs w:val="24"/>
         </w:rPr>
-        <w:t xml:space="preserve">图3-4　判断主体的形成路径及其被改变的两个环节</w:t>
+        <w:t xml:space="preserve">图3-4　结构完好的空心化</w:t>
       </w:r>
     </w:p>
     <w:p>
@@ -435,7 +495,7 @@
           <w:sz w:val="24"/>
           <w:szCs w:val="24"/>
         </w:rPr>
-        <w:t xml:space="preserve">：3.4.1 节，第三段之后。</w:t>
+        <w:t xml:space="preserve">：3.2.5 节末。</w:t>
       </w:r>
       <w:r>
         <w:rPr>
@@ -453,7 +513,7 @@
           <w:sz w:val="24"/>
           <w:szCs w:val="24"/>
         </w:rPr>
-        <w:t xml:space="preserve">：环形路径图 + 两处断点。</w:t>
+        <w:t xml:space="preserve">：剖面对照图。</w:t>
       </w:r>
     </w:p>
     <w:p>
@@ -478,7 +538,7 @@
           <w:sz w:val="24"/>
           <w:szCs w:val="24"/>
         </w:rPr>
-        <w:t xml:space="preserve">：一个顺时针闭合环，四个节点依次为「构想」→「落笔与试探」→「否定性反馈」→「修正与内化」→ 回到「构想」。环的中心标注「判断力的形成」。在「构想」节点处标出断点一，旁注「模型先行给出既成选项，构想被挑选替代」；在「否定性反馈」节点处标出断点二，旁注「重新生成的边际成本趋近于零，反馈失去作用对象」。环外侧以浅色箭头标出两处生成式工具的介入方向。</w:t>
+        <w:t xml:space="preserve">：画一个建筑剖面式的结构：外框、梁柱、楼层、门窗俱全，各构件分别标注「文献」「理论体系」「教育建制」「课程」「评审」「招生规模」，全部以完整的实线绘制，无一处破损。而结构内部的核心区域画成空白（或网点填充），标注「判断能力」。</w:t>
       </w:r>
     </w:p>
     <w:p>
@@ -490,6 +550,36 @@
       <w:r>
         <w:rPr>
           <w:rFonts w:ascii="Times New Roman" w:cs="Times New Roman" w:eastAsia="宋体" w:hAnsi="Times New Roman"/>
+          <w:sz w:val="24"/>
+          <w:szCs w:val="24"/>
+        </w:rPr>
+        <w:t xml:space="preserve">结构外侧竖排一列仪表符号，分别标注「发表数量」「就业率」「竞赛获奖」「项目产值」，每个仪表的指针均指向正常或偏高的位置，旁注一行：「所测量的均是产出，而非产出所依赖的能力」。</w:t>
+      </w:r>
+    </w:p>
+    <w:p>
+      <w:pPr>
+        <w:spacing w:after="60" w:before="0" w:line="400" w:lineRule="auto"/>
+        <w:ind w:firstLine="480"/>
+        <w:jc w:val="both"/>
+      </w:pPr>
+      <w:r>
+        <w:rPr>
+          <w:rFonts w:ascii="Times New Roman" w:cs="Times New Roman" w:eastAsia="宋体" w:hAnsi="Times New Roman"/>
+          <w:sz w:val="24"/>
+          <w:szCs w:val="24"/>
+        </w:rPr>
+        <w:t xml:space="preserve">图下方加一行结论注记：「命题仍在，判断已失；形式仍在，实质已空。此种衰亡不产生任何预警信号。」</w:t>
+      </w:r>
+    </w:p>
+    <w:p>
+      <w:pPr>
+        <w:spacing w:after="60" w:before="0" w:line="400" w:lineRule="auto"/>
+        <w:ind w:firstLine="480"/>
+        <w:jc w:val="both"/>
+      </w:pPr>
+      <w:r>
+        <w:rPr>
+          <w:rFonts w:ascii="Times New Roman" w:cs="Times New Roman" w:eastAsia="宋体" w:hAnsi="Times New Roman"/>
           <w:b/>
           <w:bCs/>
           <w:sz w:val="24"/>
@@ -503,7 +593,7 @@
           <w:sz w:val="24"/>
           <w:szCs w:val="24"/>
         </w:rPr>
-        <w:t xml:space="preserve">：必须画成闭环（循环往复的内化过程），两处断点落在环上而非环外；环中心的「判断力的形成」需与环体在视觉上区分，表明它是循环的产物而非循环中的一步。</w:t>
+        <w:t xml:space="preserve">：外框与构件必须画得完整、结实、毫无破损，与内部的空白形成强烈反差——若外框画成残破，全图的含义即被破坏。仪表指针一律指向正常，这是「不产生预警信号」的图示，不可画成报警状态。</w:t>
       </w:r>
     </w:p>
     <w:p>
@@ -520,7 +610,7 @@
           <w:sz w:val="24"/>
           <w:szCs w:val="24"/>
         </w:rPr>
-        <w:t xml:space="preserve">图3-5　主体条件变化四项表现之间的传导链条</w:t>
+        <w:t xml:space="preserve">图3-5　三种范式转型论说的解释范围</w:t>
       </w:r>
     </w:p>
     <w:p>
@@ -545,7 +635,7 @@
           <w:sz w:val="24"/>
           <w:szCs w:val="24"/>
         </w:rPr>
-        <w:t xml:space="preserve">：3.4.4 节末，表3-4 之后。</w:t>
+        <w:t xml:space="preserve">：3.3.4 节，表3-6 之后。</w:t>
       </w:r>
       <w:r>
         <w:rPr>
@@ -563,7 +653,7 @@
           <w:sz w:val="24"/>
           <w:szCs w:val="24"/>
         </w:rPr>
-        <w:t xml:space="preserve">：分层传导链条图。</w:t>
+        <w:t xml:space="preserve">：同心包含图。</w:t>
       </w:r>
     </w:p>
     <w:p>
@@ -588,7 +678,7 @@
           <w:sz w:val="24"/>
           <w:szCs w:val="24"/>
         </w:rPr>
-        <w:t xml:space="preserve">：自左向右四个方框，依次为「形成路径的改变（个体）」→「传承机制的中断（组织与教育）」→「学科无法再生产判断主体（学科）」→「自主性的削弱（学科）」，箭头依次相连，各框下标出其影响层次。在链条上方另置一个横跨全链的方框「评价标准的错位」，用三支向下的虚线箭头分别指向前三个环节，旁注「使以上环节均不被察觉」。图下方加一行注记：「与第1章三重征候的相互强化闭环同构，惟层次不同」。</w:t>
+        <w:t xml:space="preserve">：三个同心区域，自外向内依次为「设计研究的方法」「设计者用什么工作」「判断力的形成与维持路径」，三个区域各引一条指示线至右侧标签：方法转型说、工具转型说、主体条件转型说（本书）。最内层加重描边。</w:t>
       </w:r>
     </w:p>
     <w:p>
@@ -600,6 +690,21 @@
       <w:r>
         <w:rPr>
           <w:rFonts w:ascii="Times New Roman" w:cs="Times New Roman" w:eastAsia="宋体" w:hAnsi="Times New Roman"/>
+          <w:sz w:val="24"/>
+          <w:szCs w:val="24"/>
+        </w:rPr>
+        <w:t xml:space="preserve">在图的下方另设一条横向的判别标尺，左端「未触及判断力的形成路径」，右端「触及判断力的形成路径」；在标尺上标出三个位置：计算机辅助绘图、参数化工具（二者均落在左端）与生成式人工智能（落在右端），并在标尺中部画一条分界线，注明「范式意义上的转型与否，以此为界」。</w:t>
+      </w:r>
+    </w:p>
+    <w:p>
+      <w:pPr>
+        <w:spacing w:after="60" w:before="0" w:line="400" w:lineRule="auto"/>
+        <w:ind w:firstLine="480"/>
+        <w:jc w:val="both"/>
+      </w:pPr>
+      <w:r>
+        <w:rPr>
+          <w:rFonts w:ascii="Times New Roman" w:cs="Times New Roman" w:eastAsia="宋体" w:hAnsi="Times New Roman"/>
           <w:b/>
           <w:bCs/>
           <w:sz w:val="24"/>
@@ -613,7 +718,7 @@
           <w:sz w:val="24"/>
           <w:szCs w:val="24"/>
         </w:rPr>
-        <w:t xml:space="preserve">：评价标准的错位不进入主链而是横跨其上，因为它的作用是遮蔽而非推进；这一点若画成链条中的一环，全图的含义即被破坏。</w:t>
+        <w:t xml:space="preserve">：同心而非并列，以显示前两说所描述的现象均可被纳入本说之下；下方的判别标尺是本说区分力的图示，不可省略，它同时解释了此前何以未变与此次何以有变。</w:t>
       </w:r>
     </w:p>
     <w:p>
@@ -630,7 +735,7 @@
           <w:sz w:val="28"/>
           <w:szCs w:val="28"/>
         </w:rPr>
-        <w:t xml:space="preserve">二、尾注清单（9 条，含 3 处待补）</w:t>
+        <w:t xml:space="preserve">二、尾注清单（6 条，含 3 处待补）</w:t>
       </w:r>
     </w:p>
     <w:p>
@@ -1206,7 +1311,7 @@
                 <w:sz w:val="18"/>
                 <w:szCs w:val="18"/>
               </w:rPr>
-              <w:t xml:space="preserve">柳冠中. 事理学论纲[M]. 长沙: 中南大学出版社, 2006. 请核对版本与页码</w:t>
+              <w:t xml:space="preserve">Schön D A. The Reflective Practitioner: How Professionals Think in Action[M]. New York: Basic Books, 1983. 与第2章尾注同源，正文中已作交叉引称</w:t>
             </w:r>
           </w:p>
         </w:tc>
@@ -1310,7 +1415,7 @@
                 <w:sz w:val="18"/>
                 <w:szCs w:val="18"/>
               </w:rPr>
-              <w:t xml:space="preserve">Archer B. Design as a Discipline[J]. Design Studies, 1979, 1(1): 17-20.</w:t>
+              <w:t xml:space="preserve">Nelson H G, Stolterman E. The Design Way: Intentional Change in an Unpredictable World[M]. Englewood Cliffs: Educational Technology Publications, 2003. 第二版为 Cambridge: MIT Press, 2012，请择一并统一</w:t>
             </w:r>
           </w:p>
         </w:tc>
@@ -1325,7 +1430,7 @@
             <w:tcBorders>
               <w:top w:val="none" w:color="FFFFFF" w:sz="0"/>
               <w:left w:val="none" w:color="FFFFFF" w:sz="0"/>
-              <w:bottom w:val="none" w:color="FFFFFF" w:sz="0"/>
+              <w:bottom w:val="single" w:color="000000" w:sz="6"/>
               <w:right w:val="none" w:color="FFFFFF" w:sz="0"/>
             </w:tcBorders>
             <w:tcMar>
@@ -1358,30 +1463,30 @@
             <w:tcBorders>
               <w:top w:val="none" w:color="FFFFFF" w:sz="0"/>
               <w:left w:val="none" w:color="FFFFFF" w:sz="0"/>
-              <w:bottom w:val="none" w:color="FFFFFF" w:sz="0"/>
-              <w:right w:val="none" w:color="FFFFFF" w:sz="0"/>
-            </w:tcBorders>
-            <w:tcMar>
-              <w:top w:type="dxa" w:w="40"/>
-              <w:left w:type="dxa" w:w="80"/>
-              <w:bottom w:type="dxa" w:w="40"/>
-              <w:right w:type="dxa" w:w="80"/>
-            </w:tcMar>
-          </w:tcPr>
-          <w:p>
-            <w:pPr>
-              <w:spacing w:after="20" w:before="20" w:line="280" w:lineRule="auto"/>
-              <w:jc w:val="left"/>
-            </w:pPr>
-            <w:r>
-              <w:rPr>
-                <w:rFonts w:ascii="Times New Roman" w:cs="Times New Roman" w:eastAsia="宋体" w:hAnsi="Times New Roman"/>
-                <w:b w:val="false"/>
-                <w:bCs w:val="false"/>
-                <w:sz w:val="18"/>
-                <w:szCs w:val="18"/>
-              </w:rPr>
-              <w:t xml:space="preserve">3.1.2</w:t>
+              <w:bottom w:val="single" w:color="000000" w:sz="6"/>
+              <w:right w:val="none" w:color="FFFFFF" w:sz="0"/>
+            </w:tcBorders>
+            <w:tcMar>
+              <w:top w:type="dxa" w:w="40"/>
+              <w:left w:type="dxa" w:w="80"/>
+              <w:bottom w:type="dxa" w:w="40"/>
+              <w:right w:type="dxa" w:w="80"/>
+            </w:tcMar>
+          </w:tcPr>
+          <w:p>
+            <w:pPr>
+              <w:spacing w:after="20" w:before="20" w:line="280" w:lineRule="auto"/>
+              <w:jc w:val="left"/>
+            </w:pPr>
+            <w:r>
+              <w:rPr>
+                <w:rFonts w:ascii="Times New Roman" w:cs="Times New Roman" w:eastAsia="宋体" w:hAnsi="Times New Roman"/>
+                <w:b w:val="false"/>
+                <w:bCs w:val="false"/>
+                <w:sz w:val="18"/>
+                <w:szCs w:val="18"/>
+              </w:rPr>
+              <w:t xml:space="preserve">3.3.1</w:t>
             </w:r>
           </w:p>
         </w:tc>
@@ -1391,215 +1496,7 @@
             <w:tcBorders>
               <w:top w:val="none" w:color="FFFFFF" w:sz="0"/>
               <w:left w:val="none" w:color="FFFFFF" w:sz="0"/>
-              <w:bottom w:val="none" w:color="FFFFFF" w:sz="0"/>
-              <w:right w:val="none" w:color="FFFFFF" w:sz="0"/>
-            </w:tcBorders>
-            <w:tcMar>
-              <w:top w:type="dxa" w:w="40"/>
-              <w:left w:type="dxa" w:w="80"/>
-              <w:bottom w:type="dxa" w:w="40"/>
-              <w:right w:type="dxa" w:w="80"/>
-            </w:tcMar>
-          </w:tcPr>
-          <w:p>
-            <w:pPr>
-              <w:spacing w:after="20" w:before="20" w:line="280" w:lineRule="auto"/>
-              <w:jc w:val="left"/>
-            </w:pPr>
-            <w:r>
-              <w:rPr>
-                <w:rFonts w:ascii="Times New Roman" w:cs="Times New Roman" w:eastAsia="宋体" w:hAnsi="Times New Roman"/>
-                <w:b w:val="false"/>
-                <w:bCs w:val="false"/>
-                <w:sz w:val="18"/>
-                <w:szCs w:val="18"/>
-              </w:rPr>
-              <w:t xml:space="preserve">Cross N. Designerly Ways of Knowing: Design Discipline Versus Design Science[J]. Design Issues, 2001, 17(3): 49-55.</w:t>
-            </w:r>
-          </w:p>
-        </w:tc>
-      </w:tr>
-      <w:tr>
-        <w:trPr>
-          <w:tblHeader w:val="false"/>
-        </w:trPr>
-        <w:tc>
-          <w:tcPr>
-            <w:tcW w:type="dxa" w:w="3008"/>
-            <w:tcBorders>
-              <w:top w:val="none" w:color="FFFFFF" w:sz="0"/>
-              <w:left w:val="none" w:color="FFFFFF" w:sz="0"/>
-              <w:bottom w:val="none" w:color="FFFFFF" w:sz="0"/>
-              <w:right w:val="none" w:color="FFFFFF" w:sz="0"/>
-            </w:tcBorders>
-            <w:tcMar>
-              <w:top w:type="dxa" w:w="40"/>
-              <w:left w:type="dxa" w:w="80"/>
-              <w:bottom w:type="dxa" w:w="40"/>
-              <w:right w:type="dxa" w:w="80"/>
-            </w:tcMar>
-          </w:tcPr>
-          <w:p>
-            <w:pPr>
-              <w:spacing w:after="20" w:before="20" w:line="280" w:lineRule="auto"/>
-              <w:jc w:val="left"/>
-            </w:pPr>
-            <w:r>
-              <w:rPr>
-                <w:rFonts w:ascii="Times New Roman" w:cs="Times New Roman" w:eastAsia="宋体" w:hAnsi="Times New Roman"/>
-                <w:b w:val="false"/>
-                <w:bCs w:val="false"/>
-                <w:sz w:val="18"/>
-                <w:szCs w:val="18"/>
-              </w:rPr>
-              <w:t xml:space="preserve">[7]</w:t>
-            </w:r>
-          </w:p>
-        </w:tc>
-        <w:tc>
-          <w:tcPr>
-            <w:tcW w:type="dxa" w:w="3008"/>
-            <w:tcBorders>
-              <w:top w:val="none" w:color="FFFFFF" w:sz="0"/>
-              <w:left w:val="none" w:color="FFFFFF" w:sz="0"/>
-              <w:bottom w:val="none" w:color="FFFFFF" w:sz="0"/>
-              <w:right w:val="none" w:color="FFFFFF" w:sz="0"/>
-            </w:tcBorders>
-            <w:tcMar>
-              <w:top w:type="dxa" w:w="40"/>
-              <w:left w:type="dxa" w:w="80"/>
-              <w:bottom w:type="dxa" w:w="40"/>
-              <w:right w:type="dxa" w:w="80"/>
-            </w:tcMar>
-          </w:tcPr>
-          <w:p>
-            <w:pPr>
-              <w:spacing w:after="20" w:before="20" w:line="280" w:lineRule="auto"/>
-              <w:jc w:val="left"/>
-            </w:pPr>
-            <w:r>
-              <w:rPr>
-                <w:rFonts w:ascii="Times New Roman" w:cs="Times New Roman" w:eastAsia="宋体" w:hAnsi="Times New Roman"/>
-                <w:b w:val="false"/>
-                <w:bCs w:val="false"/>
-                <w:sz w:val="18"/>
-                <w:szCs w:val="18"/>
-              </w:rPr>
-              <w:t xml:space="preserve">3.1.2</w:t>
-            </w:r>
-          </w:p>
-        </w:tc>
-        <w:tc>
-          <w:tcPr>
-            <w:tcW w:type="dxa" w:w="3010"/>
-            <w:tcBorders>
-              <w:top w:val="none" w:color="FFFFFF" w:sz="0"/>
-              <w:left w:val="none" w:color="FFFFFF" w:sz="0"/>
-              <w:bottom w:val="none" w:color="FFFFFF" w:sz="0"/>
-              <w:right w:val="none" w:color="FFFFFF" w:sz="0"/>
-            </w:tcBorders>
-            <w:tcMar>
-              <w:top w:type="dxa" w:w="40"/>
-              <w:left w:type="dxa" w:w="80"/>
-              <w:bottom w:type="dxa" w:w="40"/>
-              <w:right w:type="dxa" w:w="80"/>
-            </w:tcMar>
-          </w:tcPr>
-          <w:p>
-            <w:pPr>
-              <w:spacing w:after="20" w:before="20" w:line="280" w:lineRule="auto"/>
-              <w:jc w:val="left"/>
-            </w:pPr>
-            <w:r>
-              <w:rPr>
-                <w:rFonts w:ascii="Times New Roman" w:cs="Times New Roman" w:eastAsia="宋体" w:hAnsi="Times New Roman"/>
-                <w:b w:val="false"/>
-                <w:bCs w:val="false"/>
-                <w:sz w:val="18"/>
-                <w:szCs w:val="18"/>
-              </w:rPr>
-              <w:t xml:space="preserve">Frayling C. Research in Art and Design[R]. Royal College of Art Research Papers, 1993, 1(1): 1-5.</w:t>
-            </w:r>
-          </w:p>
-        </w:tc>
-      </w:tr>
-      <w:tr>
-        <w:trPr>
-          <w:tblHeader w:val="false"/>
-        </w:trPr>
-        <w:tc>
-          <w:tcPr>
-            <w:tcW w:type="dxa" w:w="3008"/>
-            <w:tcBorders>
-              <w:top w:val="none" w:color="FFFFFF" w:sz="0"/>
-              <w:left w:val="none" w:color="FFFFFF" w:sz="0"/>
-              <w:bottom w:val="none" w:color="FFFFFF" w:sz="0"/>
-              <w:right w:val="none" w:color="FFFFFF" w:sz="0"/>
-            </w:tcBorders>
-            <w:tcMar>
-              <w:top w:type="dxa" w:w="40"/>
-              <w:left w:type="dxa" w:w="80"/>
-              <w:bottom w:type="dxa" w:w="40"/>
-              <w:right w:type="dxa" w:w="80"/>
-            </w:tcMar>
-          </w:tcPr>
-          <w:p>
-            <w:pPr>
-              <w:spacing w:after="20" w:before="20" w:line="280" w:lineRule="auto"/>
-              <w:jc w:val="left"/>
-            </w:pPr>
-            <w:r>
-              <w:rPr>
-                <w:rFonts w:ascii="Times New Roman" w:cs="Times New Roman" w:eastAsia="宋体" w:hAnsi="Times New Roman"/>
-                <w:b w:val="false"/>
-                <w:bCs w:val="false"/>
-                <w:sz w:val="18"/>
-                <w:szCs w:val="18"/>
-              </w:rPr>
-              <w:t xml:space="preserve">[8]</w:t>
-            </w:r>
-          </w:p>
-        </w:tc>
-        <w:tc>
-          <w:tcPr>
-            <w:tcW w:type="dxa" w:w="3008"/>
-            <w:tcBorders>
-              <w:top w:val="none" w:color="FFFFFF" w:sz="0"/>
-              <w:left w:val="none" w:color="FFFFFF" w:sz="0"/>
-              <w:bottom w:val="none" w:color="FFFFFF" w:sz="0"/>
-              <w:right w:val="none" w:color="FFFFFF" w:sz="0"/>
-            </w:tcBorders>
-            <w:tcMar>
-              <w:top w:type="dxa" w:w="40"/>
-              <w:left w:type="dxa" w:w="80"/>
-              <w:bottom w:type="dxa" w:w="40"/>
-              <w:right w:type="dxa" w:w="80"/>
-            </w:tcMar>
-          </w:tcPr>
-          <w:p>
-            <w:pPr>
-              <w:spacing w:after="20" w:before="20" w:line="280" w:lineRule="auto"/>
-              <w:jc w:val="left"/>
-            </w:pPr>
-            <w:r>
-              <w:rPr>
-                <w:rFonts w:ascii="Times New Roman" w:cs="Times New Roman" w:eastAsia="宋体" w:hAnsi="Times New Roman"/>
-                <w:b w:val="false"/>
-                <w:bCs w:val="false"/>
-                <w:sz w:val="18"/>
-                <w:szCs w:val="18"/>
-              </w:rPr>
-              <w:t xml:space="preserve">3.3.1</w:t>
-            </w:r>
-          </w:p>
-        </w:tc>
-        <w:tc>
-          <w:tcPr>
-            <w:tcW w:type="dxa" w:w="3010"/>
-            <w:tcBorders>
-              <w:top w:val="none" w:color="FFFFFF" w:sz="0"/>
-              <w:left w:val="none" w:color="FFFFFF" w:sz="0"/>
-              <w:bottom w:val="none" w:color="FFFFFF" w:sz="0"/>
+              <w:bottom w:val="single" w:color="000000" w:sz="6"/>
               <w:right w:val="none" w:color="FFFFFF" w:sz="0"/>
             </w:tcBorders>
             <w:tcMar>
@@ -1623,110 +1520,6 @@
                 <w:szCs w:val="18"/>
               </w:rPr>
               <w:t xml:space="preserve">Kuhn T S. The Structure of Scientific Revolutions[M]. Chicago: University of Chicago Press, 1962. 中译本可采用金吾伦、胡新和译《科学革命的结构》，北京大学出版社</w:t>
-            </w:r>
-          </w:p>
-        </w:tc>
-      </w:tr>
-      <w:tr>
-        <w:trPr>
-          <w:tblHeader w:val="false"/>
-        </w:trPr>
-        <w:tc>
-          <w:tcPr>
-            <w:tcW w:type="dxa" w:w="3008"/>
-            <w:tcBorders>
-              <w:top w:val="none" w:color="FFFFFF" w:sz="0"/>
-              <w:left w:val="none" w:color="FFFFFF" w:sz="0"/>
-              <w:bottom w:val="single" w:color="000000" w:sz="6"/>
-              <w:right w:val="none" w:color="FFFFFF" w:sz="0"/>
-            </w:tcBorders>
-            <w:tcMar>
-              <w:top w:type="dxa" w:w="40"/>
-              <w:left w:type="dxa" w:w="80"/>
-              <w:bottom w:type="dxa" w:w="40"/>
-              <w:right w:type="dxa" w:w="80"/>
-            </w:tcMar>
-          </w:tcPr>
-          <w:p>
-            <w:pPr>
-              <w:spacing w:after="20" w:before="20" w:line="280" w:lineRule="auto"/>
-              <w:jc w:val="left"/>
-            </w:pPr>
-            <w:r>
-              <w:rPr>
-                <w:rFonts w:ascii="Times New Roman" w:cs="Times New Roman" w:eastAsia="宋体" w:hAnsi="Times New Roman"/>
-                <w:b w:val="false"/>
-                <w:bCs w:val="false"/>
-                <w:sz w:val="18"/>
-                <w:szCs w:val="18"/>
-              </w:rPr>
-              <w:t xml:space="preserve">[9]</w:t>
-            </w:r>
-          </w:p>
-        </w:tc>
-        <w:tc>
-          <w:tcPr>
-            <w:tcW w:type="dxa" w:w="3008"/>
-            <w:tcBorders>
-              <w:top w:val="none" w:color="FFFFFF" w:sz="0"/>
-              <w:left w:val="none" w:color="FFFFFF" w:sz="0"/>
-              <w:bottom w:val="single" w:color="000000" w:sz="6"/>
-              <w:right w:val="none" w:color="FFFFFF" w:sz="0"/>
-            </w:tcBorders>
-            <w:tcMar>
-              <w:top w:type="dxa" w:w="40"/>
-              <w:left w:type="dxa" w:w="80"/>
-              <w:bottom w:type="dxa" w:w="40"/>
-              <w:right w:type="dxa" w:w="80"/>
-            </w:tcMar>
-          </w:tcPr>
-          <w:p>
-            <w:pPr>
-              <w:spacing w:after="20" w:before="20" w:line="280" w:lineRule="auto"/>
-              <w:jc w:val="left"/>
-            </w:pPr>
-            <w:r>
-              <w:rPr>
-                <w:rFonts w:ascii="Times New Roman" w:cs="Times New Roman" w:eastAsia="宋体" w:hAnsi="Times New Roman"/>
-                <w:b w:val="false"/>
-                <w:bCs w:val="false"/>
-                <w:sz w:val="18"/>
-                <w:szCs w:val="18"/>
-              </w:rPr>
-              <w:t xml:space="preserve">3.4.2</w:t>
-            </w:r>
-          </w:p>
-        </w:tc>
-        <w:tc>
-          <w:tcPr>
-            <w:tcW w:type="dxa" w:w="3010"/>
-            <w:tcBorders>
-              <w:top w:val="none" w:color="FFFFFF" w:sz="0"/>
-              <w:left w:val="none" w:color="FFFFFF" w:sz="0"/>
-              <w:bottom w:val="single" w:color="000000" w:sz="6"/>
-              <w:right w:val="none" w:color="FFFFFF" w:sz="0"/>
-            </w:tcBorders>
-            <w:tcMar>
-              <w:top w:type="dxa" w:w="40"/>
-              <w:left w:type="dxa" w:w="80"/>
-              <w:bottom w:type="dxa" w:w="40"/>
-              <w:right w:type="dxa" w:w="80"/>
-            </w:tcMar>
-          </w:tcPr>
-          <w:p>
-            <w:pPr>
-              <w:spacing w:after="20" w:before="20" w:line="280" w:lineRule="auto"/>
-              <w:jc w:val="left"/>
-            </w:pPr>
-            <w:r>
-              <w:rPr>
-                <w:rFonts w:ascii="Times New Roman" w:cs="Times New Roman" w:eastAsia="宋体" w:hAnsi="Times New Roman"/>
-                <w:b w:val="false"/>
-                <w:bCs w:val="false"/>
-                <w:sz w:val="18"/>
-                <w:szCs w:val="18"/>
-              </w:rPr>
-              <w:t xml:space="preserve">Findeli A. Rethinking Design Education for the 21st Century: Theoretical, Methodological, and Ethical Discussion[J]. Design Issues, 2001, 17(1): 5-17.</w:t>
             </w:r>
           </w:p>
         </w:tc>
@@ -1991,7 +1784,7 @@
                 <w:sz w:val="18"/>
                 <w:szCs w:val="18"/>
               </w:rPr>
-              <w:t xml:space="preserve">3.2.2 第三段</w:t>
+              <w:t xml:space="preserve">3.2.6 第二段</w:t>
             </w:r>
           </w:p>
         </w:tc>
@@ -2024,7 +1817,7 @@
                 <w:sz w:val="18"/>
                 <w:szCs w:val="18"/>
               </w:rPr>
-              <w:t xml:space="preserve">设计方法运动及其后续反思的代表性文献</w:t>
+              <w:t xml:space="preserve">传统手工技艺复原研究中关于形似而神不似的具体案例与研究文献</w:t>
             </w:r>
           </w:p>
         </w:tc>
@@ -2057,7 +1850,7 @@
                 <w:sz w:val="18"/>
                 <w:szCs w:val="18"/>
               </w:rPr>
-              <w:t xml:space="preserve">Jones 关于设计方法的著作；Cross 关于设计方法运动的回顾与反思；Rittel 的第二代设计方法论</w:t>
+              <w:t xml:space="preserve">非物质文化遗产保护领域关于技艺复原与活态传承的研究；具体工艺门类（如漆艺、织造、营造法式）的复原个案报告</w:t>
             </w:r>
           </w:p>
         </w:tc>
@@ -2128,7 +1921,7 @@
                 <w:sz w:val="18"/>
                 <w:szCs w:val="18"/>
               </w:rPr>
-              <w:t xml:space="preserve">3.5.3 首段</w:t>
+              <w:t xml:space="preserve">3.4.4 首段</w:t>
             </w:r>
           </w:p>
         </w:tc>
@@ -2161,7 +1954,7 @@
                 <w:sz w:val="18"/>
                 <w:szCs w:val="18"/>
               </w:rPr>
-              <w:t xml:space="preserve">中国哲学社会科学自主知识体系建构的权威论述，以及设计学界对此的相关讨论</w:t>
+              <w:t xml:space="preserve">国内关于设计主体性、意义创造与审美标准变革的代表性文献</w:t>
             </w:r>
           </w:p>
         </w:tc>
@@ -2194,7 +1987,7 @@
                 <w:sz w:val="18"/>
                 <w:szCs w:val="18"/>
               </w:rPr>
-              <w:t xml:space="preserve">相关权威文献与政策论述；设计学核心期刊近年关于学科自主知识体系的专题讨论</w:t>
+              <w:t xml:space="preserve">正文以「或强调……或关注……」概括了两类主张，须补出具体作者与文献；建议与第1章研究现状节所引者保持一致，避免同一主张在两处以不同方式指称</w:t>
             </w:r>
           </w:p>
         </w:tc>
@@ -2265,7 +2058,7 @@
                 <w:sz w:val="18"/>
                 <w:szCs w:val="18"/>
               </w:rPr>
-              <w:t xml:space="preserve">全章</w:t>
+              <w:t xml:space="preserve">3.5.1 首段</w:t>
             </w:r>
           </w:p>
         </w:tc>
@@ -2298,7 +2091,7 @@
                 <w:sz w:val="18"/>
                 <w:szCs w:val="18"/>
               </w:rPr>
-              <w:t xml:space="preserve">国内学界关于人工智能时代设计主体性的既有讨论</w:t>
+              <w:t xml:space="preserve">中国哲学社会科学自主知识体系建构的权威论述</w:t>
             </w:r>
           </w:p>
         </w:tc>
@@ -2331,7 +2124,7 @@
                 <w:sz w:val="18"/>
                 <w:szCs w:val="18"/>
               </w:rPr>
-              <w:t xml:space="preserve">建议在 3.3.3 方法转型说之后补一段国内研究现状，与第1章研究现状节相呼应，避免本章通篇只对话西文文献</w:t>
+              <w:t xml:space="preserve">相关权威文献与政策论述；另建议补一至两条设计学界关于本学科自主知识体系的专题讨论，以支撑「既有讨论多在三个层面上展开」这一概括</w:t>
             </w:r>
           </w:p>
         </w:tc>
@@ -2347,40 +2140,6 @@
           <w:szCs w:val="18"/>
         </w:rPr>
         <w:t xml:space="preserve"/>
-      </w:r>
-    </w:p>
-    <w:p>
-      <w:pPr>
-        <w:pStyle w:val="Heading2"/>
-        <w:spacing w:after="220" w:before="400" w:line="360" w:lineRule="auto"/>
-        <w:jc w:val="left"/>
-      </w:pPr>
-      <w:r>
-        <w:rPr>
-          <w:rFonts w:ascii="Times New Roman" w:cs="Times New Roman" w:eastAsia="黑体" w:hAnsi="Times New Roman"/>
-          <w:b w:val="false"/>
-          <w:bCs w:val="false"/>
-          <w:sz w:val="28"/>
-          <w:szCs w:val="28"/>
-        </w:rPr>
-        <w:t xml:space="preserve">三、撰写说明</w:t>
-      </w:r>
-    </w:p>
-    <w:p>
-      <w:pPr>
-        <w:pStyle w:val="Heading3"/>
-        <w:spacing w:after="160" w:before="240" w:line="360" w:lineRule="auto"/>
-        <w:jc w:val="left"/>
-      </w:pPr>
-      <w:r>
-        <w:rPr>
-          <w:rFonts w:ascii="Times New Roman" w:cs="Times New Roman" w:eastAsia="黑体" w:hAnsi="Times New Roman"/>
-          <w:b/>
-          <w:bCs/>
-          <w:sz w:val="24"/>
-          <w:szCs w:val="24"/>
-        </w:rPr>
-        <w:t xml:space="preserve">3.1 本章的定位与来源</w:t>
       </w:r>
     </w:p>
     <w:p>
@@ -2395,24 +2154,7 @@
           <w:sz w:val="24"/>
           <w:szCs w:val="24"/>
         </w:rPr>
-        <w:t xml:space="preserve">本章此前无初稿，系依据两项既有材料撰写：一是绪论「结构安排与主要创新」一节对本章的定位，即经由分析设计学知识的判断性与个人性，揭示设计学范式中一个从未被问题化的隐含前提，并在与方法转型说、工具转型说的比较之中提出范式转型的实质是知识生产主体条件的变化；二是第2章末尾提出的过渡问题，即个体判断力的衰减与学科自身的存续之间是否存在必然的关联。</w:t>
-      </w:r>
-    </w:p>
-    <w:p>
-      <w:pPr>
-        <w:pStyle w:val="Heading3"/>
-        <w:spacing w:after="160" w:before="240" w:line="360" w:lineRule="auto"/>
-        <w:jc w:val="left"/>
-      </w:pPr>
-      <w:r>
-        <w:rPr>
-          <w:rFonts w:ascii="Times New Roman" w:cs="Times New Roman" w:eastAsia="黑体" w:hAnsi="Times New Roman"/>
-          <w:b/>
-          <w:bCs/>
-          <w:sz w:val="24"/>
-          <w:szCs w:val="24"/>
-        </w:rPr>
-        <w:t xml:space="preserve">3.2 全章结构</w:t>
+        <w:t xml:space="preserve">另有两处论断目前无引注支撑，本书以自身论证承担，但补入外部依据将增强其学理支撑，列示如下备考。</w:t>
       </w:r>
     </w:p>
     <w:p>
@@ -2438,7 +2180,7 @@
           <w:sz w:val="18"/>
           <w:szCs w:val="18"/>
         </w:rPr>
-        <w:t xml:space="preserve">表 C 第3章的结构安排</w:t>
+        <w:t xml:space="preserve">表 C 建议补充外部依据的两处</w:t>
       </w:r>
     </w:p>
     <w:tbl>
@@ -2491,7 +2233,7 @@
                 <w:sz w:val="18"/>
                 <w:szCs w:val="18"/>
               </w:rPr>
-              <w:t xml:space="preserve">节次</w:t>
+              <w:t xml:space="preserve">位置</w:t>
             </w:r>
           </w:p>
         </w:tc>
@@ -2524,7 +2266,7 @@
                 <w:sz w:val="18"/>
                 <w:szCs w:val="18"/>
               </w:rPr>
-              <w:t xml:space="preserve">标题</w:t>
+              <w:t xml:space="preserve">现状</w:t>
             </w:r>
           </w:p>
         </w:tc>
@@ -2557,7 +2299,7 @@
                 <w:sz w:val="18"/>
                 <w:szCs w:val="18"/>
               </w:rPr>
-              <w:t xml:space="preserve">承担的工作</w:t>
+              <w:t xml:space="preserve">建议补充的方向</w:t>
             </w:r>
           </w:p>
         </w:tc>
@@ -2595,7 +2337,7 @@
                 <w:sz w:val="18"/>
                 <w:szCs w:val="18"/>
               </w:rPr>
-              <w:t xml:space="preserve">章首导语</w:t>
+              <w:t xml:space="preserve">3.3.1 「这种借用在设计研究中已有先例」</w:t>
             </w:r>
           </w:p>
         </w:tc>
@@ -2628,7 +2370,7 @@
                 <w:sz w:val="18"/>
                 <w:szCs w:val="18"/>
               </w:rPr>
-              <w:t xml:space="preserve">—</w:t>
+              <w:t xml:space="preserve">未给出先例</w:t>
             </w:r>
           </w:p>
         </w:tc>
@@ -2661,7 +2403,7 @@
                 <w:sz w:val="18"/>
                 <w:szCs w:val="18"/>
               </w:rPr>
-              <w:t xml:space="preserve">承接第2章的过渡问题，交代本章三部分工作</w:t>
+              <w:t xml:space="preserve">补一至两条设计研究中借用范式概念的既有文献，否则此句为无据之断言</w:t>
             </w:r>
           </w:p>
         </w:tc>
@@ -2676,30 +2418,30 @@
             <w:tcBorders>
               <w:top w:val="none" w:color="FFFFFF" w:sz="0"/>
               <w:left w:val="none" w:color="FFFFFF" w:sz="0"/>
-              <w:bottom w:val="none" w:color="FFFFFF" w:sz="0"/>
-              <w:right w:val="none" w:color="FFFFFF" w:sz="0"/>
-            </w:tcBorders>
-            <w:tcMar>
-              <w:top w:type="dxa" w:w="40"/>
-              <w:left w:type="dxa" w:w="80"/>
-              <w:bottom w:type="dxa" w:w="40"/>
-              <w:right w:type="dxa" w:w="80"/>
-            </w:tcMar>
-          </w:tcPr>
-          <w:p>
-            <w:pPr>
-              <w:spacing w:after="20" w:before="20" w:line="280" w:lineRule="auto"/>
-              <w:jc w:val="left"/>
-            </w:pPr>
-            <w:r>
-              <w:rPr>
-                <w:rFonts w:ascii="Times New Roman" w:cs="Times New Roman" w:eastAsia="宋体" w:hAnsi="Times New Roman"/>
-                <w:b w:val="false"/>
-                <w:bCs w:val="false"/>
-                <w:sz w:val="18"/>
-                <w:szCs w:val="18"/>
-              </w:rPr>
-              <w:t xml:space="preserve">3.1</w:t>
+              <w:bottom w:val="single" w:color="000000" w:sz="6"/>
+              <w:right w:val="none" w:color="FFFFFF" w:sz="0"/>
+            </w:tcBorders>
+            <w:tcMar>
+              <w:top w:type="dxa" w:w="40"/>
+              <w:left w:type="dxa" w:w="80"/>
+              <w:bottom w:type="dxa" w:w="40"/>
+              <w:right w:type="dxa" w:w="80"/>
+            </w:tcMar>
+          </w:tcPr>
+          <w:p>
+            <w:pPr>
+              <w:spacing w:after="20" w:before="20" w:line="280" w:lineRule="auto"/>
+              <w:jc w:val="left"/>
+            </w:pPr>
+            <w:r>
+              <w:rPr>
+                <w:rFonts w:ascii="Times New Roman" w:cs="Times New Roman" w:eastAsia="宋体" w:hAnsi="Times New Roman"/>
+                <w:b w:val="false"/>
+                <w:bCs w:val="false"/>
+                <w:sz w:val="18"/>
+                <w:szCs w:val="18"/>
+              </w:rPr>
+              <w:t xml:space="preserve">3.5.3 其他学科面临相似处境</w:t>
             </w:r>
           </w:p>
         </w:tc>
@@ -2709,30 +2451,30 @@
             <w:tcBorders>
               <w:top w:val="none" w:color="FFFFFF" w:sz="0"/>
               <w:left w:val="none" w:color="FFFFFF" w:sz="0"/>
-              <w:bottom w:val="none" w:color="FFFFFF" w:sz="0"/>
-              <w:right w:val="none" w:color="FFFFFF" w:sz="0"/>
-            </w:tcBorders>
-            <w:tcMar>
-              <w:top w:type="dxa" w:w="40"/>
-              <w:left w:type="dxa" w:w="80"/>
-              <w:bottom w:type="dxa" w:w="40"/>
-              <w:right w:type="dxa" w:w="80"/>
-            </w:tcMar>
-          </w:tcPr>
-          <w:p>
-            <w:pPr>
-              <w:spacing w:after="20" w:before="20" w:line="280" w:lineRule="auto"/>
-              <w:jc w:val="left"/>
-            </w:pPr>
-            <w:r>
-              <w:rPr>
-                <w:rFonts w:ascii="Times New Roman" w:cs="Times New Roman" w:eastAsia="宋体" w:hAnsi="Times New Roman"/>
-                <w:b w:val="false"/>
-                <w:bCs w:val="false"/>
-                <w:sz w:val="18"/>
-                <w:szCs w:val="18"/>
-              </w:rPr>
-              <w:t xml:space="preserve">设计学知识的判断性与个人性</w:t>
+              <w:bottom w:val="single" w:color="000000" w:sz="6"/>
+              <w:right w:val="none" w:color="FFFFFF" w:sz="0"/>
+            </w:tcBorders>
+            <w:tcMar>
+              <w:top w:type="dxa" w:w="40"/>
+              <w:left w:type="dxa" w:w="80"/>
+              <w:bottom w:type="dxa" w:w="40"/>
+              <w:right w:type="dxa" w:w="80"/>
+            </w:tcMar>
+          </w:tcPr>
+          <w:p>
+            <w:pPr>
+              <w:spacing w:after="20" w:before="20" w:line="280" w:lineRule="auto"/>
+              <w:jc w:val="left"/>
+            </w:pPr>
+            <w:r>
+              <w:rPr>
+                <w:rFonts w:ascii="Times New Roman" w:cs="Times New Roman" w:eastAsia="宋体" w:hAnsi="Times New Roman"/>
+                <w:b w:val="false"/>
+                <w:bCs w:val="false"/>
+                <w:sz w:val="18"/>
+                <w:szCs w:val="18"/>
+              </w:rPr>
+              <w:t xml:space="preserve">由本书类推得出</w:t>
             </w:r>
           </w:p>
         </w:tc>
@@ -2742,30 +2484,252 @@
             <w:tcBorders>
               <w:top w:val="none" w:color="FFFFFF" w:sz="0"/>
               <w:left w:val="none" w:color="FFFFFF" w:sz="0"/>
-              <w:bottom w:val="none" w:color="FFFFFF" w:sz="0"/>
-              <w:right w:val="none" w:color="FFFFFF" w:sz="0"/>
-            </w:tcBorders>
-            <w:tcMar>
-              <w:top w:type="dxa" w:w="40"/>
-              <w:left w:type="dxa" w:w="80"/>
-              <w:bottom w:type="dxa" w:w="40"/>
-              <w:right w:type="dxa" w:w="80"/>
-            </w:tcMar>
-          </w:tcPr>
-          <w:p>
-            <w:pPr>
-              <w:spacing w:after="20" w:before="20" w:line="280" w:lineRule="auto"/>
-              <w:jc w:val="left"/>
-            </w:pPr>
-            <w:r>
-              <w:rPr>
-                <w:rFonts w:ascii="Times New Roman" w:cs="Times New Roman" w:eastAsia="宋体" w:hAnsi="Times New Roman"/>
-                <w:b w:val="false"/>
-                <w:bCs w:val="false"/>
-                <w:sz w:val="18"/>
-                <w:szCs w:val="18"/>
-              </w:rPr>
-              <w:t xml:space="preserve">说明学科知识形态对具体判断主体的结构性依赖</w:t>
+              <w:bottom w:val="single" w:color="000000" w:sz="6"/>
+              <w:right w:val="none" w:color="FFFFFF" w:sz="0"/>
+            </w:tcBorders>
+            <w:tcMar>
+              <w:top w:type="dxa" w:w="40"/>
+              <w:left w:type="dxa" w:w="80"/>
+              <w:bottom w:type="dxa" w:w="40"/>
+              <w:right w:type="dxa" w:w="80"/>
+            </w:tcMar>
+          </w:tcPr>
+          <w:p>
+            <w:pPr>
+              <w:spacing w:after="20" w:before="20" w:line="280" w:lineRule="auto"/>
+              <w:jc w:val="left"/>
+            </w:pPr>
+            <w:r>
+              <w:rPr>
+                <w:rFonts w:ascii="Times New Roman" w:cs="Times New Roman" w:eastAsia="宋体" w:hAnsi="Times New Roman"/>
+                <w:b w:val="false"/>
+                <w:bCs w:val="false"/>
+                <w:sz w:val="18"/>
+                <w:szCs w:val="18"/>
+              </w:rPr>
+              <w:t xml:space="preserve">法学裁量、文学品鉴、史学阐释等领域关于生成式人工智能影响的既有讨论，各补一条即可</w:t>
+            </w:r>
+          </w:p>
+        </w:tc>
+      </w:tr>
+    </w:tbl>
+    <w:p>
+      <w:pPr>
+        <w:spacing w:line="200" w:lineRule="auto"/>
+      </w:pPr>
+      <w:r>
+        <w:rPr>
+          <w:sz w:val="18"/>
+          <w:szCs w:val="18"/>
+        </w:rPr>
+        <w:t xml:space="preserve"/>
+      </w:r>
+    </w:p>
+    <w:p>
+      <w:pPr>
+        <w:pStyle w:val="Heading2"/>
+        <w:spacing w:after="220" w:before="400" w:line="360" w:lineRule="auto"/>
+        <w:jc w:val="left"/>
+      </w:pPr>
+      <w:r>
+        <w:rPr>
+          <w:rFonts w:ascii="Times New Roman" w:cs="Times New Roman" w:eastAsia="黑体" w:hAnsi="Times New Roman"/>
+          <w:b w:val="false"/>
+          <w:bCs w:val="false"/>
+          <w:sz w:val="28"/>
+          <w:szCs w:val="28"/>
+        </w:rPr>
+        <w:t xml:space="preserve">三、修订说明</w:t>
+      </w:r>
+    </w:p>
+    <w:p>
+      <w:pPr>
+        <w:pStyle w:val="Heading3"/>
+        <w:spacing w:after="160" w:before="240" w:line="360" w:lineRule="auto"/>
+        <w:jc w:val="left"/>
+      </w:pPr>
+      <w:r>
+        <w:rPr>
+          <w:rFonts w:ascii="Times New Roman" w:cs="Times New Roman" w:eastAsia="黑体" w:hAnsi="Times New Roman"/>
+          <w:b/>
+          <w:bCs/>
+          <w:sz w:val="24"/>
+          <w:szCs w:val="24"/>
+        </w:rPr>
+        <w:t xml:space="preserve">3.1 本稿的来源与处理方式</w:t>
+      </w:r>
+    </w:p>
+    <w:p>
+      <w:pPr>
+        <w:spacing w:after="60" w:before="0" w:line="400" w:lineRule="auto"/>
+        <w:ind w:firstLine="480"/>
+        <w:jc w:val="both"/>
+      </w:pPr>
+      <w:r>
+        <w:rPr>
+          <w:rFonts w:ascii="Times New Roman" w:cs="Times New Roman" w:eastAsia="宋体" w:hAnsi="Times New Roman"/>
+          <w:sz w:val="24"/>
+          <w:szCs w:val="24"/>
+        </w:rPr>
+        <w:t xml:space="preserve">本稿以作者所提供的《第三章　设计学的知识形态与范式转型命题》原稿为实质内容，未改动其论证结构与任何一项实质主张，所作的是语体改写与体例补齐两项工作。原稿的五节结构、各目的顺序与全部论点均予保留。</w:t>
+      </w:r>
+    </w:p>
+    <w:p>
+      <w:pPr>
+        <w:spacing w:after="60" w:before="0" w:line="400" w:lineRule="auto"/>
+        <w:ind w:firstLine="480"/>
+        <w:jc w:val="both"/>
+      </w:pPr>
+      <w:r>
+        <w:rPr>
+          <w:rFonts w:ascii="Times New Roman" w:cs="Times New Roman" w:eastAsia="宋体" w:hAnsi="Times New Roman"/>
+          <w:sz w:val="24"/>
+          <w:szCs w:val="24"/>
+        </w:rPr>
+        <w:t xml:space="preserve">本稿同时取代此前从零起草的《第3章-学理命题-初稿》。该初稿系在作者尚未提供本章材料时依绪论定位所拟，其论证虽与本稿方向一致，但在深度与完整性上均不及本稿，尤其缺少结构完好的空心化、手工技艺失传的历史类比、三说的实践后果差异、命题的可辩驳条件与主体能力的自主这五项内容。原初稿及其配套清单已移入 archive 目录备查，不再作为定稿基础。</w:t>
+      </w:r>
+    </w:p>
+    <w:p>
+      <w:pPr>
+        <w:pStyle w:val="Heading3"/>
+        <w:spacing w:after="160" w:before="240" w:line="360" w:lineRule="auto"/>
+        <w:jc w:val="left"/>
+      </w:pPr>
+      <w:r>
+        <w:rPr>
+          <w:rFonts w:ascii="Times New Roman" w:cs="Times New Roman" w:eastAsia="黑体" w:hAnsi="Times New Roman"/>
+          <w:b/>
+          <w:bCs/>
+          <w:sz w:val="24"/>
+          <w:szCs w:val="24"/>
+        </w:rPr>
+        <w:t xml:space="preserve">3.2 语体改写</w:t>
+      </w:r>
+    </w:p>
+    <w:p>
+      <w:pPr>
+        <w:spacing w:after="60" w:before="0" w:line="400" w:lineRule="auto"/>
+        <w:ind w:firstLine="480"/>
+        <w:jc w:val="both"/>
+      </w:pPr>
+      <w:r>
+        <w:rPr>
+          <w:rFonts w:ascii="Times New Roman" w:cs="Times New Roman" w:eastAsia="宋体" w:hAnsi="Times New Roman"/>
+          <w:sz w:val="24"/>
+          <w:szCs w:val="24"/>
+        </w:rPr>
+        <w:t xml:space="preserve">原稿为文言化论证语体，本次已全面改写为范本的现代学术论著语体。主要替换如下。</w:t>
+      </w:r>
+    </w:p>
+    <w:p>
+      <w:pPr>
+        <w:spacing w:line="200" w:lineRule="auto"/>
+      </w:pPr>
+      <w:r>
+        <w:rPr>
+          <w:sz w:val="18"/>
+          <w:szCs w:val="18"/>
+        </w:rPr>
+        <w:t xml:space="preserve"/>
+      </w:r>
+    </w:p>
+    <w:p>
+      <w:pPr>
+        <w:spacing w:after="0" w:before="0" w:line="300" w:lineRule="auto"/>
+        <w:jc w:val="center"/>
+      </w:pPr>
+      <w:r>
+        <w:rPr>
+          <w:rFonts w:ascii="Times New Roman" w:cs="Times New Roman" w:eastAsia="宋体" w:hAnsi="Times New Roman"/>
+          <w:sz w:val="18"/>
+          <w:szCs w:val="18"/>
+        </w:rPr>
+        <w:t xml:space="preserve">表 D 语体替换对照</w:t>
+      </w:r>
+    </w:p>
+    <w:tbl>
+      <w:tblPr>
+        <w:tblW w:type="dxa" w:w="9026"/>
+        <w:tblBorders>
+          <w:top w:val="single" w:color="auto" w:sz="4"/>
+          <w:left w:val="single" w:color="auto" w:sz="4"/>
+          <w:bottom w:val="single" w:color="auto" w:sz="4"/>
+          <w:right w:val="single" w:color="auto" w:sz="4"/>
+          <w:insideH w:val="single" w:color="auto" w:sz="4"/>
+          <w:insideV w:val="single" w:color="auto" w:sz="4"/>
+        </w:tblBorders>
+      </w:tblPr>
+      <w:tblGrid>
+        <w:gridCol w:w="4513"/>
+        <w:gridCol w:w="4513"/>
+      </w:tblGrid>
+      <w:tr>
+        <w:trPr>
+          <w:tblHeader/>
+        </w:trPr>
+        <w:tc>
+          <w:tcPr>
+            <w:tcW w:type="dxa" w:w="4513"/>
+            <w:tcBorders>
+              <w:top w:val="single" w:color="000000" w:sz="6"/>
+              <w:left w:val="none" w:color="FFFFFF" w:sz="0"/>
+              <w:bottom w:val="none" w:color="FFFFFF" w:sz="0"/>
+              <w:right w:val="none" w:color="FFFFFF" w:sz="0"/>
+            </w:tcBorders>
+            <w:tcMar>
+              <w:top w:type="dxa" w:w="40"/>
+              <w:left w:type="dxa" w:w="80"/>
+              <w:bottom w:type="dxa" w:w="40"/>
+              <w:right w:type="dxa" w:w="80"/>
+            </w:tcMar>
+          </w:tcPr>
+          <w:p>
+            <w:pPr>
+              <w:spacing w:after="20" w:before="20" w:line="280" w:lineRule="auto"/>
+              <w:jc w:val="center"/>
+            </w:pPr>
+            <w:r>
+              <w:rPr>
+                <w:rFonts w:ascii="Times New Roman" w:cs="Times New Roman" w:eastAsia="宋体" w:hAnsi="Times New Roman"/>
+                <w:b/>
+                <w:bCs/>
+                <w:sz w:val="18"/>
+                <w:szCs w:val="18"/>
+              </w:rPr>
+              <w:t xml:space="preserve">原稿用语</w:t>
+            </w:r>
+          </w:p>
+        </w:tc>
+        <w:tc>
+          <w:tcPr>
+            <w:tcW w:type="dxa" w:w="4513"/>
+            <w:tcBorders>
+              <w:top w:val="single" w:color="000000" w:sz="6"/>
+              <w:left w:val="none" w:color="FFFFFF" w:sz="0"/>
+              <w:bottom w:val="none" w:color="FFFFFF" w:sz="0"/>
+              <w:right w:val="none" w:color="FFFFFF" w:sz="0"/>
+            </w:tcBorders>
+            <w:tcMar>
+              <w:top w:type="dxa" w:w="40"/>
+              <w:left w:type="dxa" w:w="80"/>
+              <w:bottom w:type="dxa" w:w="40"/>
+              <w:right w:type="dxa" w:w="80"/>
+            </w:tcMar>
+          </w:tcPr>
+          <w:p>
+            <w:pPr>
+              <w:spacing w:after="20" w:before="20" w:line="280" w:lineRule="auto"/>
+              <w:jc w:val="center"/>
+            </w:pPr>
+            <w:r>
+              <w:rPr>
+                <w:rFonts w:ascii="Times New Roman" w:cs="Times New Roman" w:eastAsia="宋体" w:hAnsi="Times New Roman"/>
+                <w:b/>
+                <w:bCs/>
+                <w:sz w:val="18"/>
+                <w:szCs w:val="18"/>
+              </w:rPr>
+              <w:t xml:space="preserve">改后</w:t>
             </w:r>
           </w:p>
         </w:tc>
@@ -2776,100 +2740,67 @@
         </w:trPr>
         <w:tc>
           <w:tcPr>
-            <w:tcW w:type="dxa" w:w="3008"/>
-            <w:tcBorders>
-              <w:top w:val="none" w:color="FFFFFF" w:sz="0"/>
-              <w:left w:val="none" w:color="FFFFFF" w:sz="0"/>
-              <w:bottom w:val="none" w:color="FFFFFF" w:sz="0"/>
-              <w:right w:val="none" w:color="FFFFFF" w:sz="0"/>
-            </w:tcBorders>
-            <w:tcMar>
-              <w:top w:type="dxa" w:w="40"/>
-              <w:left w:type="dxa" w:w="80"/>
-              <w:bottom w:type="dxa" w:w="40"/>
-              <w:right w:type="dxa" w:w="80"/>
-            </w:tcMar>
-          </w:tcPr>
-          <w:p>
-            <w:pPr>
-              <w:spacing w:after="20" w:before="20" w:line="280" w:lineRule="auto"/>
-              <w:jc w:val="left"/>
-            </w:pPr>
-            <w:r>
-              <w:rPr>
-                <w:rFonts w:ascii="Times New Roman" w:cs="Times New Roman" w:eastAsia="宋体" w:hAnsi="Times New Roman"/>
-                <w:b w:val="false"/>
-                <w:bCs w:val="false"/>
-                <w:sz w:val="18"/>
-                <w:szCs w:val="18"/>
-              </w:rPr>
-              <w:t xml:space="preserve">3.2</w:t>
-            </w:r>
-          </w:p>
-        </w:tc>
-        <w:tc>
-          <w:tcPr>
-            <w:tcW w:type="dxa" w:w="3008"/>
-            <w:tcBorders>
-              <w:top w:val="none" w:color="FFFFFF" w:sz="0"/>
-              <w:left w:val="none" w:color="FFFFFF" w:sz="0"/>
-              <w:bottom w:val="none" w:color="FFFFFF" w:sz="0"/>
-              <w:right w:val="none" w:color="FFFFFF" w:sz="0"/>
-            </w:tcBorders>
-            <w:tcMar>
-              <w:top w:type="dxa" w:w="40"/>
-              <w:left w:type="dxa" w:w="80"/>
-              <w:bottom w:type="dxa" w:w="40"/>
-              <w:right w:type="dxa" w:w="80"/>
-            </w:tcMar>
-          </w:tcPr>
-          <w:p>
-            <w:pPr>
-              <w:spacing w:after="20" w:before="20" w:line="280" w:lineRule="auto"/>
-              <w:jc w:val="left"/>
-            </w:pPr>
-            <w:r>
-              <w:rPr>
-                <w:rFonts w:ascii="Times New Roman" w:cs="Times New Roman" w:eastAsia="宋体" w:hAnsi="Times New Roman"/>
-                <w:b w:val="false"/>
-                <w:bCs w:val="false"/>
-                <w:sz w:val="18"/>
-                <w:szCs w:val="18"/>
-              </w:rPr>
-              <w:t xml:space="preserve">设计学范式中的隐含前提</w:t>
-            </w:r>
-          </w:p>
-        </w:tc>
-        <w:tc>
-          <w:tcPr>
-            <w:tcW w:type="dxa" w:w="3010"/>
-            <w:tcBorders>
-              <w:top w:val="none" w:color="FFFFFF" w:sz="0"/>
-              <w:left w:val="none" w:color="FFFFFF" w:sz="0"/>
-              <w:bottom w:val="none" w:color="FFFFFF" w:sz="0"/>
-              <w:right w:val="none" w:color="FFFFFF" w:sz="0"/>
-            </w:tcBorders>
-            <w:tcMar>
-              <w:top w:type="dxa" w:w="40"/>
-              <w:left w:type="dxa" w:w="80"/>
-              <w:bottom w:type="dxa" w:w="40"/>
-              <w:right w:type="dxa" w:w="80"/>
-            </w:tcMar>
-          </w:tcPr>
-          <w:p>
-            <w:pPr>
-              <w:spacing w:after="20" w:before="20" w:line="280" w:lineRule="auto"/>
-              <w:jc w:val="left"/>
-            </w:pPr>
-            <w:r>
-              <w:rPr>
-                <w:rFonts w:ascii="Times New Roman" w:cs="Times New Roman" w:eastAsia="宋体" w:hAnsi="Times New Roman"/>
-                <w:b w:val="false"/>
-                <w:bCs w:val="false"/>
-                <w:sz w:val="18"/>
-                <w:szCs w:val="18"/>
-              </w:rPr>
-              <w:t xml:space="preserve">指认前提的位置、其长期不被察觉的原因、动摇后的断裂形态</w:t>
+            <w:tcW w:type="dxa" w:w="4513"/>
+            <w:tcBorders>
+              <w:top w:val="single" w:color="000000" w:sz="6"/>
+              <w:left w:val="none" w:color="FFFFFF" w:sz="0"/>
+              <w:bottom w:val="none" w:color="FFFFFF" w:sz="0"/>
+              <w:right w:val="none" w:color="FFFFFF" w:sz="0"/>
+            </w:tcBorders>
+            <w:tcMar>
+              <w:top w:type="dxa" w:w="40"/>
+              <w:left w:type="dxa" w:w="80"/>
+              <w:bottom w:type="dxa" w:w="40"/>
+              <w:right w:type="dxa" w:w="80"/>
+            </w:tcMar>
+          </w:tcPr>
+          <w:p>
+            <w:pPr>
+              <w:spacing w:after="20" w:before="20" w:line="280" w:lineRule="auto"/>
+              <w:jc w:val="left"/>
+            </w:pPr>
+            <w:r>
+              <w:rPr>
+                <w:rFonts w:ascii="Times New Roman" w:cs="Times New Roman" w:eastAsia="宋体" w:hAnsi="Times New Roman"/>
+                <w:b w:val="false"/>
+                <w:bCs w:val="false"/>
+                <w:sz w:val="18"/>
+                <w:szCs w:val="18"/>
+              </w:rPr>
+              <w:t xml:space="preserve">凡此皆／凡此机制</w:t>
+            </w:r>
+          </w:p>
+        </w:tc>
+        <w:tc>
+          <w:tcPr>
+            <w:tcW w:type="dxa" w:w="4513"/>
+            <w:tcBorders>
+              <w:top w:val="single" w:color="000000" w:sz="6"/>
+              <w:left w:val="none" w:color="FFFFFF" w:sz="0"/>
+              <w:bottom w:val="none" w:color="FFFFFF" w:sz="0"/>
+              <w:right w:val="none" w:color="FFFFFF" w:sz="0"/>
+            </w:tcBorders>
+            <w:tcMar>
+              <w:top w:type="dxa" w:w="40"/>
+              <w:left w:type="dxa" w:w="80"/>
+              <w:bottom w:type="dxa" w:w="40"/>
+              <w:right w:type="dxa" w:w="80"/>
+            </w:tcMar>
+          </w:tcPr>
+          <w:p>
+            <w:pPr>
+              <w:spacing w:after="20" w:before="20" w:line="280" w:lineRule="auto"/>
+              <w:jc w:val="left"/>
+            </w:pPr>
+            <w:r>
+              <w:rPr>
+                <w:rFonts w:ascii="Times New Roman" w:cs="Times New Roman" w:eastAsia="宋体" w:hAnsi="Times New Roman"/>
+                <w:b w:val="false"/>
+                <w:bCs w:val="false"/>
+                <w:sz w:val="18"/>
+                <w:szCs w:val="18"/>
+              </w:rPr>
+              <w:t xml:space="preserve">以上各项均／以上机制</w:t>
             </w:r>
           </w:p>
         </w:tc>
@@ -2880,100 +2811,67 @@
         </w:trPr>
         <w:tc>
           <w:tcPr>
-            <w:tcW w:type="dxa" w:w="3008"/>
-            <w:tcBorders>
-              <w:top w:val="none" w:color="FFFFFF" w:sz="0"/>
-              <w:left w:val="none" w:color="FFFFFF" w:sz="0"/>
-              <w:bottom w:val="none" w:color="FFFFFF" w:sz="0"/>
-              <w:right w:val="none" w:color="FFFFFF" w:sz="0"/>
-            </w:tcBorders>
-            <w:tcMar>
-              <w:top w:type="dxa" w:w="40"/>
-              <w:left w:type="dxa" w:w="80"/>
-              <w:bottom w:type="dxa" w:w="40"/>
-              <w:right w:type="dxa" w:w="80"/>
-            </w:tcMar>
-          </w:tcPr>
-          <w:p>
-            <w:pPr>
-              <w:spacing w:after="20" w:before="20" w:line="280" w:lineRule="auto"/>
-              <w:jc w:val="left"/>
-            </w:pPr>
-            <w:r>
-              <w:rPr>
-                <w:rFonts w:ascii="Times New Roman" w:cs="Times New Roman" w:eastAsia="宋体" w:hAnsi="Times New Roman"/>
-                <w:b w:val="false"/>
-                <w:bCs w:val="false"/>
-                <w:sz w:val="18"/>
-                <w:szCs w:val="18"/>
-              </w:rPr>
-              <w:t xml:space="preserve">3.3</w:t>
-            </w:r>
-          </w:p>
-        </w:tc>
-        <w:tc>
-          <w:tcPr>
-            <w:tcW w:type="dxa" w:w="3008"/>
-            <w:tcBorders>
-              <w:top w:val="none" w:color="FFFFFF" w:sz="0"/>
-              <w:left w:val="none" w:color="FFFFFF" w:sz="0"/>
-              <w:bottom w:val="none" w:color="FFFFFF" w:sz="0"/>
-              <w:right w:val="none" w:color="FFFFFF" w:sz="0"/>
-            </w:tcBorders>
-            <w:tcMar>
-              <w:top w:type="dxa" w:w="40"/>
-              <w:left w:type="dxa" w:w="80"/>
-              <w:bottom w:type="dxa" w:w="40"/>
-              <w:right w:type="dxa" w:w="80"/>
-            </w:tcMar>
-          </w:tcPr>
-          <w:p>
-            <w:pPr>
-              <w:spacing w:after="20" w:before="20" w:line="280" w:lineRule="auto"/>
-              <w:jc w:val="left"/>
-            </w:pPr>
-            <w:r>
-              <w:rPr>
-                <w:rFonts w:ascii="Times New Roman" w:cs="Times New Roman" w:eastAsia="宋体" w:hAnsi="Times New Roman"/>
-                <w:b w:val="false"/>
-                <w:bCs w:val="false"/>
-                <w:sz w:val="18"/>
-                <w:szCs w:val="18"/>
-              </w:rPr>
-              <w:t xml:space="preserve">范式转型的三种解释及其检讨</w:t>
-            </w:r>
-          </w:p>
-        </w:tc>
-        <w:tc>
-          <w:tcPr>
-            <w:tcW w:type="dxa" w:w="3010"/>
-            <w:tcBorders>
-              <w:top w:val="none" w:color="FFFFFF" w:sz="0"/>
-              <w:left w:val="none" w:color="FFFFFF" w:sz="0"/>
-              <w:bottom w:val="none" w:color="FFFFFF" w:sz="0"/>
-              <w:right w:val="none" w:color="FFFFFF" w:sz="0"/>
-            </w:tcBorders>
-            <w:tcMar>
-              <w:top w:type="dxa" w:w="40"/>
-              <w:left w:type="dxa" w:w="80"/>
-              <w:bottom w:type="dxa" w:w="40"/>
-              <w:right w:type="dxa" w:w="80"/>
-            </w:tcMar>
-          </w:tcPr>
-          <w:p>
-            <w:pPr>
-              <w:spacing w:after="20" w:before="20" w:line="280" w:lineRule="auto"/>
-              <w:jc w:val="left"/>
-            </w:pPr>
-            <w:r>
-              <w:rPr>
-                <w:rFonts w:ascii="Times New Roman" w:cs="Times New Roman" w:eastAsia="宋体" w:hAnsi="Times New Roman"/>
-                <w:b w:val="false"/>
-                <w:bCs w:val="false"/>
-                <w:sz w:val="18"/>
-                <w:szCs w:val="18"/>
-              </w:rPr>
-              <w:t xml:space="preserve">辨析范式一词的用法；检讨工具转型说与方法转型说；提出主体条件转型说</w:t>
+            <w:tcW w:type="dxa" w:w="4513"/>
+            <w:tcBorders>
+              <w:top w:val="none" w:color="FFFFFF" w:sz="0"/>
+              <w:left w:val="none" w:color="FFFFFF" w:sz="0"/>
+              <w:bottom w:val="none" w:color="FFFFFF" w:sz="0"/>
+              <w:right w:val="none" w:color="FFFFFF" w:sz="0"/>
+            </w:tcBorders>
+            <w:tcMar>
+              <w:top w:type="dxa" w:w="40"/>
+              <w:left w:type="dxa" w:w="80"/>
+              <w:bottom w:type="dxa" w:w="40"/>
+              <w:right w:type="dxa" w:w="80"/>
+            </w:tcMar>
+          </w:tcPr>
+          <w:p>
+            <w:pPr>
+              <w:spacing w:after="20" w:before="20" w:line="280" w:lineRule="auto"/>
+              <w:jc w:val="left"/>
+            </w:pPr>
+            <w:r>
+              <w:rPr>
+                <w:rFonts w:ascii="Times New Roman" w:cs="Times New Roman" w:eastAsia="宋体" w:hAnsi="Times New Roman"/>
+                <w:b w:val="false"/>
+                <w:bCs w:val="false"/>
+                <w:sz w:val="18"/>
+                <w:szCs w:val="18"/>
+              </w:rPr>
+              <w:t xml:space="preserve">惟／惟此说有二不足</w:t>
+            </w:r>
+          </w:p>
+        </w:tc>
+        <w:tc>
+          <w:tcPr>
+            <w:tcW w:type="dxa" w:w="4513"/>
+            <w:tcBorders>
+              <w:top w:val="none" w:color="FFFFFF" w:sz="0"/>
+              <w:left w:val="none" w:color="FFFFFF" w:sz="0"/>
+              <w:bottom w:val="none" w:color="FFFFFF" w:sz="0"/>
+              <w:right w:val="none" w:color="FFFFFF" w:sz="0"/>
+            </w:tcBorders>
+            <w:tcMar>
+              <w:top w:type="dxa" w:w="40"/>
+              <w:left w:type="dxa" w:w="80"/>
+              <w:bottom w:type="dxa" w:w="40"/>
+              <w:right w:type="dxa" w:w="80"/>
+            </w:tcMar>
+          </w:tcPr>
+          <w:p>
+            <w:pPr>
+              <w:spacing w:after="20" w:before="20" w:line="280" w:lineRule="auto"/>
+              <w:jc w:val="left"/>
+            </w:pPr>
+            <w:r>
+              <w:rPr>
+                <w:rFonts w:ascii="Times New Roman" w:cs="Times New Roman" w:eastAsia="宋体" w:hAnsi="Times New Roman"/>
+                <w:b w:val="false"/>
+                <w:bCs w:val="false"/>
+                <w:sz w:val="18"/>
+                <w:szCs w:val="18"/>
+              </w:rPr>
+              <w:t xml:space="preserve">但／但此说有两点不足</w:t>
             </w:r>
           </w:p>
         </w:tc>
@@ -2984,100 +2882,67 @@
         </w:trPr>
         <w:tc>
           <w:tcPr>
-            <w:tcW w:type="dxa" w:w="3008"/>
-            <w:tcBorders>
-              <w:top w:val="none" w:color="FFFFFF" w:sz="0"/>
-              <w:left w:val="none" w:color="FFFFFF" w:sz="0"/>
-              <w:bottom w:val="none" w:color="FFFFFF" w:sz="0"/>
-              <w:right w:val="none" w:color="FFFFFF" w:sz="0"/>
-            </w:tcBorders>
-            <w:tcMar>
-              <w:top w:type="dxa" w:w="40"/>
-              <w:left w:type="dxa" w:w="80"/>
-              <w:bottom w:type="dxa" w:w="40"/>
-              <w:right w:type="dxa" w:w="80"/>
-            </w:tcMar>
-          </w:tcPr>
-          <w:p>
-            <w:pPr>
-              <w:spacing w:after="20" w:before="20" w:line="280" w:lineRule="auto"/>
-              <w:jc w:val="left"/>
-            </w:pPr>
-            <w:r>
-              <w:rPr>
-                <w:rFonts w:ascii="Times New Roman" w:cs="Times New Roman" w:eastAsia="宋体" w:hAnsi="Times New Roman"/>
-                <w:b w:val="false"/>
-                <w:bCs w:val="false"/>
-                <w:sz w:val="18"/>
-                <w:szCs w:val="18"/>
-              </w:rPr>
-              <w:t xml:space="preserve">3.4</w:t>
-            </w:r>
-          </w:p>
-        </w:tc>
-        <w:tc>
-          <w:tcPr>
-            <w:tcW w:type="dxa" w:w="3008"/>
-            <w:tcBorders>
-              <w:top w:val="none" w:color="FFFFFF" w:sz="0"/>
-              <w:left w:val="none" w:color="FFFFFF" w:sz="0"/>
-              <w:bottom w:val="none" w:color="FFFFFF" w:sz="0"/>
-              <w:right w:val="none" w:color="FFFFFF" w:sz="0"/>
-            </w:tcBorders>
-            <w:tcMar>
-              <w:top w:type="dxa" w:w="40"/>
-              <w:left w:type="dxa" w:w="80"/>
-              <w:bottom w:type="dxa" w:w="40"/>
-              <w:right w:type="dxa" w:w="80"/>
-            </w:tcMar>
-          </w:tcPr>
-          <w:p>
-            <w:pPr>
-              <w:spacing w:after="20" w:before="20" w:line="280" w:lineRule="auto"/>
-              <w:jc w:val="left"/>
-            </w:pPr>
-            <w:r>
-              <w:rPr>
-                <w:rFonts w:ascii="Times New Roman" w:cs="Times New Roman" w:eastAsia="宋体" w:hAnsi="Times New Roman"/>
-                <w:b w:val="false"/>
-                <w:bCs w:val="false"/>
-                <w:sz w:val="18"/>
-                <w:szCs w:val="18"/>
-              </w:rPr>
-              <w:t xml:space="preserve">主体条件变化的具体表现</w:t>
-            </w:r>
-          </w:p>
-        </w:tc>
-        <w:tc>
-          <w:tcPr>
-            <w:tcW w:type="dxa" w:w="3010"/>
-            <w:tcBorders>
-              <w:top w:val="none" w:color="FFFFFF" w:sz="0"/>
-              <w:left w:val="none" w:color="FFFFFF" w:sz="0"/>
-              <w:bottom w:val="none" w:color="FFFFFF" w:sz="0"/>
-              <w:right w:val="none" w:color="FFFFFF" w:sz="0"/>
-            </w:tcBorders>
-            <w:tcMar>
-              <w:top w:type="dxa" w:w="40"/>
-              <w:left w:type="dxa" w:w="80"/>
-              <w:bottom w:type="dxa" w:w="40"/>
-              <w:right w:type="dxa" w:w="80"/>
-            </w:tcMar>
-          </w:tcPr>
-          <w:p>
-            <w:pPr>
-              <w:spacing w:after="20" w:before="20" w:line="280" w:lineRule="auto"/>
-              <w:jc w:val="left"/>
-            </w:pPr>
-            <w:r>
-              <w:rPr>
-                <w:rFonts w:ascii="Times New Roman" w:cs="Times New Roman" w:eastAsia="宋体" w:hAnsi="Times New Roman"/>
-                <w:b w:val="false"/>
-                <w:bCs w:val="false"/>
-                <w:sz w:val="18"/>
-                <w:szCs w:val="18"/>
-              </w:rPr>
-              <w:t xml:space="preserve">将命题落实为形成路径、传承机制、评价标准、学科自主性四项表现</w:t>
+            <w:tcW w:type="dxa" w:w="4513"/>
+            <w:tcBorders>
+              <w:top w:val="none" w:color="FFFFFF" w:sz="0"/>
+              <w:left w:val="none" w:color="FFFFFF" w:sz="0"/>
+              <w:bottom w:val="none" w:color="FFFFFF" w:sz="0"/>
+              <w:right w:val="none" w:color="FFFFFF" w:sz="0"/>
+            </w:tcBorders>
+            <w:tcMar>
+              <w:top w:type="dxa" w:w="40"/>
+              <w:left w:type="dxa" w:w="80"/>
+              <w:bottom w:type="dxa" w:w="40"/>
+              <w:right w:type="dxa" w:w="80"/>
+            </w:tcMar>
+          </w:tcPr>
+          <w:p>
+            <w:pPr>
+              <w:spacing w:after="20" w:before="20" w:line="280" w:lineRule="auto"/>
+              <w:jc w:val="left"/>
+            </w:pPr>
+            <w:r>
+              <w:rPr>
+                <w:rFonts w:ascii="Times New Roman" w:cs="Times New Roman" w:eastAsia="宋体" w:hAnsi="Times New Roman"/>
+                <w:b w:val="false"/>
+                <w:bCs w:val="false"/>
+                <w:sz w:val="18"/>
+                <w:szCs w:val="18"/>
+              </w:rPr>
+              <w:t xml:space="preserve">是故／职是之故</w:t>
+            </w:r>
+          </w:p>
+        </w:tc>
+        <w:tc>
+          <w:tcPr>
+            <w:tcW w:type="dxa" w:w="4513"/>
+            <w:tcBorders>
+              <w:top w:val="none" w:color="FFFFFF" w:sz="0"/>
+              <w:left w:val="none" w:color="FFFFFF" w:sz="0"/>
+              <w:bottom w:val="none" w:color="FFFFFF" w:sz="0"/>
+              <w:right w:val="none" w:color="FFFFFF" w:sz="0"/>
+            </w:tcBorders>
+            <w:tcMar>
+              <w:top w:type="dxa" w:w="40"/>
+              <w:left w:type="dxa" w:w="80"/>
+              <w:bottom w:type="dxa" w:w="40"/>
+              <w:right w:type="dxa" w:w="80"/>
+            </w:tcMar>
+          </w:tcPr>
+          <w:p>
+            <w:pPr>
+              <w:spacing w:after="20" w:before="20" w:line="280" w:lineRule="auto"/>
+              <w:jc w:val="left"/>
+            </w:pPr>
+            <w:r>
+              <w:rPr>
+                <w:rFonts w:ascii="Times New Roman" w:cs="Times New Roman" w:eastAsia="宋体" w:hAnsi="Times New Roman"/>
+                <w:b w:val="false"/>
+                <w:bCs w:val="false"/>
+                <w:sz w:val="18"/>
+                <w:szCs w:val="18"/>
+              </w:rPr>
+              <w:t xml:space="preserve">因此</w:t>
             </w:r>
           </w:p>
         </w:tc>
@@ -3088,100 +2953,67 @@
         </w:trPr>
         <w:tc>
           <w:tcPr>
-            <w:tcW w:type="dxa" w:w="3008"/>
-            <w:tcBorders>
-              <w:top w:val="none" w:color="FFFFFF" w:sz="0"/>
-              <w:left w:val="none" w:color="FFFFFF" w:sz="0"/>
-              <w:bottom w:val="none" w:color="FFFFFF" w:sz="0"/>
-              <w:right w:val="none" w:color="FFFFFF" w:sz="0"/>
-            </w:tcBorders>
-            <w:tcMar>
-              <w:top w:type="dxa" w:w="40"/>
-              <w:left w:type="dxa" w:w="80"/>
-              <w:bottom w:type="dxa" w:w="40"/>
-              <w:right w:type="dxa" w:w="80"/>
-            </w:tcMar>
-          </w:tcPr>
-          <w:p>
-            <w:pPr>
-              <w:spacing w:after="20" w:before="20" w:line="280" w:lineRule="auto"/>
-              <w:jc w:val="left"/>
-            </w:pPr>
-            <w:r>
-              <w:rPr>
-                <w:rFonts w:ascii="Times New Roman" w:cs="Times New Roman" w:eastAsia="宋体" w:hAnsi="Times New Roman"/>
-                <w:b w:val="false"/>
-                <w:bCs w:val="false"/>
-                <w:sz w:val="18"/>
-                <w:szCs w:val="18"/>
-              </w:rPr>
-              <w:t xml:space="preserve">3.5</w:t>
-            </w:r>
-          </w:p>
-        </w:tc>
-        <w:tc>
-          <w:tcPr>
-            <w:tcW w:type="dxa" w:w="3008"/>
-            <w:tcBorders>
-              <w:top w:val="none" w:color="FFFFFF" w:sz="0"/>
-              <w:left w:val="none" w:color="FFFFFF" w:sz="0"/>
-              <w:bottom w:val="none" w:color="FFFFFF" w:sz="0"/>
-              <w:right w:val="none" w:color="FFFFFF" w:sz="0"/>
-            </w:tcBorders>
-            <w:tcMar>
-              <w:top w:type="dxa" w:w="40"/>
-              <w:left w:type="dxa" w:w="80"/>
-              <w:bottom w:type="dxa" w:w="40"/>
-              <w:right w:type="dxa" w:w="80"/>
-            </w:tcMar>
-          </w:tcPr>
-          <w:p>
-            <w:pPr>
-              <w:spacing w:after="20" w:before="20" w:line="280" w:lineRule="auto"/>
-              <w:jc w:val="left"/>
-            </w:pPr>
-            <w:r>
-              <w:rPr>
-                <w:rFonts w:ascii="Times New Roman" w:cs="Times New Roman" w:eastAsia="宋体" w:hAnsi="Times New Roman"/>
-                <w:b w:val="false"/>
-                <w:bCs w:val="false"/>
-                <w:sz w:val="18"/>
-                <w:szCs w:val="18"/>
-              </w:rPr>
-              <w:t xml:space="preserve">命题的限度、可检验性及其学科意义</w:t>
-            </w:r>
-          </w:p>
-        </w:tc>
-        <w:tc>
-          <w:tcPr>
-            <w:tcW w:type="dxa" w:w="3010"/>
-            <w:tcBorders>
-              <w:top w:val="none" w:color="FFFFFF" w:sz="0"/>
-              <w:left w:val="none" w:color="FFFFFF" w:sz="0"/>
-              <w:bottom w:val="none" w:color="FFFFFF" w:sz="0"/>
-              <w:right w:val="none" w:color="FFFFFF" w:sz="0"/>
-            </w:tcBorders>
-            <w:tcMar>
-              <w:top w:type="dxa" w:w="40"/>
-              <w:left w:type="dxa" w:w="80"/>
-              <w:bottom w:type="dxa" w:w="40"/>
-              <w:right w:type="dxa" w:w="80"/>
-            </w:tcMar>
-          </w:tcPr>
-          <w:p>
-            <w:pPr>
-              <w:spacing w:after="20" w:before="20" w:line="280" w:lineRule="auto"/>
-              <w:jc w:val="left"/>
-            </w:pPr>
-            <w:r>
-              <w:rPr>
-                <w:rFonts w:ascii="Times New Roman" w:cs="Times New Roman" w:eastAsia="宋体" w:hAnsi="Times New Roman"/>
-                <w:b w:val="false"/>
-                <w:bCs w:val="false"/>
-                <w:sz w:val="18"/>
-                <w:szCs w:val="18"/>
-              </w:rPr>
-              <w:t xml:space="preserve">划定命题不主张的四项内容；给出四项可检验推论；说明自主知识体系建构的意义</w:t>
+            <w:tcW w:type="dxa" w:w="4513"/>
+            <w:tcBorders>
+              <w:top w:val="none" w:color="FFFFFF" w:sz="0"/>
+              <w:left w:val="none" w:color="FFFFFF" w:sz="0"/>
+              <w:bottom w:val="none" w:color="FFFFFF" w:sz="0"/>
+              <w:right w:val="none" w:color="FFFFFF" w:sz="0"/>
+            </w:tcBorders>
+            <w:tcMar>
+              <w:top w:type="dxa" w:w="40"/>
+              <w:left w:type="dxa" w:w="80"/>
+              <w:bottom w:type="dxa" w:w="40"/>
+              <w:right w:type="dxa" w:w="80"/>
+            </w:tcMar>
+          </w:tcPr>
+          <w:p>
+            <w:pPr>
+              <w:spacing w:after="20" w:before="20" w:line="280" w:lineRule="auto"/>
+              <w:jc w:val="left"/>
+            </w:pPr>
+            <w:r>
+              <w:rPr>
+                <w:rFonts w:ascii="Times New Roman" w:cs="Times New Roman" w:eastAsia="宋体" w:hAnsi="Times New Roman"/>
+                <w:b w:val="false"/>
+                <w:bCs w:val="false"/>
+                <w:sz w:val="18"/>
+                <w:szCs w:val="18"/>
+              </w:rPr>
+              <w:t xml:space="preserve">要之</w:t>
+            </w:r>
+          </w:p>
+        </w:tc>
+        <w:tc>
+          <w:tcPr>
+            <w:tcW w:type="dxa" w:w="4513"/>
+            <w:tcBorders>
+              <w:top w:val="none" w:color="FFFFFF" w:sz="0"/>
+              <w:left w:val="none" w:color="FFFFFF" w:sz="0"/>
+              <w:bottom w:val="none" w:color="FFFFFF" w:sz="0"/>
+              <w:right w:val="none" w:color="FFFFFF" w:sz="0"/>
+            </w:tcBorders>
+            <w:tcMar>
+              <w:top w:type="dxa" w:w="40"/>
+              <w:left w:type="dxa" w:w="80"/>
+              <w:bottom w:type="dxa" w:w="40"/>
+              <w:right w:type="dxa" w:w="80"/>
+            </w:tcMar>
+          </w:tcPr>
+          <w:p>
+            <w:pPr>
+              <w:spacing w:after="20" w:before="20" w:line="280" w:lineRule="auto"/>
+              <w:jc w:val="left"/>
+            </w:pPr>
+            <w:r>
+              <w:rPr>
+                <w:rFonts w:ascii="Times New Roman" w:cs="Times New Roman" w:eastAsia="宋体" w:hAnsi="Times New Roman"/>
+                <w:b w:val="false"/>
+                <w:bCs w:val="false"/>
+                <w:sz w:val="18"/>
+                <w:szCs w:val="18"/>
+              </w:rPr>
+              <w:t xml:space="preserve">由此可见</w:t>
             </w:r>
           </w:p>
         </w:tc>
@@ -3192,7 +3024,646 @@
         </w:trPr>
         <w:tc>
           <w:tcPr>
-            <w:tcW w:type="dxa" w:w="3008"/>
+            <w:tcW w:type="dxa" w:w="4513"/>
+            <w:tcBorders>
+              <w:top w:val="none" w:color="FFFFFF" w:sz="0"/>
+              <w:left w:val="none" w:color="FFFFFF" w:sz="0"/>
+              <w:bottom w:val="none" w:color="FFFFFF" w:sz="0"/>
+              <w:right w:val="none" w:color="FFFFFF" w:sz="0"/>
+            </w:tcBorders>
+            <w:tcMar>
+              <w:top w:type="dxa" w:w="40"/>
+              <w:left w:type="dxa" w:w="80"/>
+              <w:bottom w:type="dxa" w:w="40"/>
+              <w:right w:type="dxa" w:w="80"/>
+            </w:tcMar>
+          </w:tcPr>
+          <w:p>
+            <w:pPr>
+              <w:spacing w:after="20" w:before="20" w:line="280" w:lineRule="auto"/>
+              <w:jc w:val="left"/>
+            </w:pPr>
+            <w:r>
+              <w:rPr>
+                <w:rFonts w:ascii="Times New Roman" w:cs="Times New Roman" w:eastAsia="宋体" w:hAnsi="Times New Roman"/>
+                <w:b w:val="false"/>
+                <w:bCs w:val="false"/>
+                <w:sz w:val="18"/>
+                <w:szCs w:val="18"/>
+              </w:rPr>
+              <w:t xml:space="preserve">其缘由在于</w:t>
+            </w:r>
+          </w:p>
+        </w:tc>
+        <w:tc>
+          <w:tcPr>
+            <w:tcW w:type="dxa" w:w="4513"/>
+            <w:tcBorders>
+              <w:top w:val="none" w:color="FFFFFF" w:sz="0"/>
+              <w:left w:val="none" w:color="FFFFFF" w:sz="0"/>
+              <w:bottom w:val="none" w:color="FFFFFF" w:sz="0"/>
+              <w:right w:val="none" w:color="FFFFFF" w:sz="0"/>
+            </w:tcBorders>
+            <w:tcMar>
+              <w:top w:type="dxa" w:w="40"/>
+              <w:left w:type="dxa" w:w="80"/>
+              <w:bottom w:type="dxa" w:w="40"/>
+              <w:right w:type="dxa" w:w="80"/>
+            </w:tcMar>
+          </w:tcPr>
+          <w:p>
+            <w:pPr>
+              <w:spacing w:after="20" w:before="20" w:line="280" w:lineRule="auto"/>
+              <w:jc w:val="left"/>
+            </w:pPr>
+            <w:r>
+              <w:rPr>
+                <w:rFonts w:ascii="Times New Roman" w:cs="Times New Roman" w:eastAsia="宋体" w:hAnsi="Times New Roman"/>
+                <w:b w:val="false"/>
+                <w:bCs w:val="false"/>
+                <w:sz w:val="18"/>
+                <w:szCs w:val="18"/>
+              </w:rPr>
+              <w:t xml:space="preserve">其原因在于</w:t>
+            </w:r>
+          </w:p>
+        </w:tc>
+      </w:tr>
+      <w:tr>
+        <w:trPr>
+          <w:tblHeader w:val="false"/>
+        </w:trPr>
+        <w:tc>
+          <w:tcPr>
+            <w:tcW w:type="dxa" w:w="4513"/>
+            <w:tcBorders>
+              <w:top w:val="none" w:color="FFFFFF" w:sz="0"/>
+              <w:left w:val="none" w:color="FFFFFF" w:sz="0"/>
+              <w:bottom w:val="none" w:color="FFFFFF" w:sz="0"/>
+              <w:right w:val="none" w:color="FFFFFF" w:sz="0"/>
+            </w:tcBorders>
+            <w:tcMar>
+              <w:top w:type="dxa" w:w="40"/>
+              <w:left w:type="dxa" w:w="80"/>
+              <w:bottom w:type="dxa" w:w="40"/>
+              <w:right w:type="dxa" w:w="80"/>
+            </w:tcMar>
+          </w:tcPr>
+          <w:p>
+            <w:pPr>
+              <w:spacing w:after="20" w:before="20" w:line="280" w:lineRule="auto"/>
+              <w:jc w:val="left"/>
+            </w:pPr>
+            <w:r>
+              <w:rPr>
+                <w:rFonts w:ascii="Times New Roman" w:cs="Times New Roman" w:eastAsia="宋体" w:hAnsi="Times New Roman"/>
+                <w:b w:val="false"/>
+                <w:bCs w:val="false"/>
+                <w:sz w:val="18"/>
+                <w:szCs w:val="18"/>
+              </w:rPr>
+              <w:t xml:space="preserve">然则</w:t>
+            </w:r>
+          </w:p>
+        </w:tc>
+        <w:tc>
+          <w:tcPr>
+            <w:tcW w:type="dxa" w:w="4513"/>
+            <w:tcBorders>
+              <w:top w:val="none" w:color="FFFFFF" w:sz="0"/>
+              <w:left w:val="none" w:color="FFFFFF" w:sz="0"/>
+              <w:bottom w:val="none" w:color="FFFFFF" w:sz="0"/>
+              <w:right w:val="none" w:color="FFFFFF" w:sz="0"/>
+            </w:tcBorders>
+            <w:tcMar>
+              <w:top w:type="dxa" w:w="40"/>
+              <w:left w:type="dxa" w:w="80"/>
+              <w:bottom w:type="dxa" w:w="40"/>
+              <w:right w:type="dxa" w:w="80"/>
+            </w:tcMar>
+          </w:tcPr>
+          <w:p>
+            <w:pPr>
+              <w:spacing w:after="20" w:before="20" w:line="280" w:lineRule="auto"/>
+              <w:jc w:val="left"/>
+            </w:pPr>
+            <w:r>
+              <w:rPr>
+                <w:rFonts w:ascii="Times New Roman" w:cs="Times New Roman" w:eastAsia="宋体" w:hAnsi="Times New Roman"/>
+                <w:b w:val="false"/>
+                <w:bCs w:val="false"/>
+                <w:sz w:val="18"/>
+                <w:szCs w:val="18"/>
+              </w:rPr>
+              <w:t xml:space="preserve">然而／但</w:t>
+            </w:r>
+          </w:p>
+        </w:tc>
+      </w:tr>
+      <w:tr>
+        <w:trPr>
+          <w:tblHeader w:val="false"/>
+        </w:trPr>
+        <w:tc>
+          <w:tcPr>
+            <w:tcW w:type="dxa" w:w="4513"/>
+            <w:tcBorders>
+              <w:top w:val="none" w:color="FFFFFF" w:sz="0"/>
+              <w:left w:val="none" w:color="FFFFFF" w:sz="0"/>
+              <w:bottom w:val="none" w:color="FFFFFF" w:sz="0"/>
+              <w:right w:val="none" w:color="FFFFFF" w:sz="0"/>
+            </w:tcBorders>
+            <w:tcMar>
+              <w:top w:type="dxa" w:w="40"/>
+              <w:left w:type="dxa" w:w="80"/>
+              <w:bottom w:type="dxa" w:w="40"/>
+              <w:right w:type="dxa" w:w="80"/>
+            </w:tcMar>
+          </w:tcPr>
+          <w:p>
+            <w:pPr>
+              <w:spacing w:after="20" w:before="20" w:line="280" w:lineRule="auto"/>
+              <w:jc w:val="left"/>
+            </w:pPr>
+            <w:r>
+              <w:rPr>
+                <w:rFonts w:ascii="Times New Roman" w:cs="Times New Roman" w:eastAsia="宋体" w:hAnsi="Times New Roman"/>
+                <w:b w:val="false"/>
+                <w:bCs w:val="false"/>
+                <w:sz w:val="18"/>
+                <w:szCs w:val="18"/>
+              </w:rPr>
+              <w:t xml:space="preserve">尚须补充／尚须辨明</w:t>
+            </w:r>
+          </w:p>
+        </w:tc>
+        <w:tc>
+          <w:tcPr>
+            <w:tcW w:type="dxa" w:w="4513"/>
+            <w:tcBorders>
+              <w:top w:val="none" w:color="FFFFFF" w:sz="0"/>
+              <w:left w:val="none" w:color="FFFFFF" w:sz="0"/>
+              <w:bottom w:val="none" w:color="FFFFFF" w:sz="0"/>
+              <w:right w:val="none" w:color="FFFFFF" w:sz="0"/>
+            </w:tcBorders>
+            <w:tcMar>
+              <w:top w:type="dxa" w:w="40"/>
+              <w:left w:type="dxa" w:w="80"/>
+              <w:bottom w:type="dxa" w:w="40"/>
+              <w:right w:type="dxa" w:w="80"/>
+            </w:tcMar>
+          </w:tcPr>
+          <w:p>
+            <w:pPr>
+              <w:spacing w:after="20" w:before="20" w:line="280" w:lineRule="auto"/>
+              <w:jc w:val="left"/>
+            </w:pPr>
+            <w:r>
+              <w:rPr>
+                <w:rFonts w:ascii="Times New Roman" w:cs="Times New Roman" w:eastAsia="宋体" w:hAnsi="Times New Roman"/>
+                <w:b w:val="false"/>
+                <w:bCs w:val="false"/>
+                <w:sz w:val="18"/>
+                <w:szCs w:val="18"/>
+              </w:rPr>
+              <w:t xml:space="preserve">需要补充的是／须予辨明</w:t>
+            </w:r>
+          </w:p>
+        </w:tc>
+      </w:tr>
+      <w:tr>
+        <w:trPr>
+          <w:tblHeader w:val="false"/>
+        </w:trPr>
+        <w:tc>
+          <w:tcPr>
+            <w:tcW w:type="dxa" w:w="4513"/>
+            <w:tcBorders>
+              <w:top w:val="none" w:color="FFFFFF" w:sz="0"/>
+              <w:left w:val="none" w:color="FFFFFF" w:sz="0"/>
+              <w:bottom w:val="none" w:color="FFFFFF" w:sz="0"/>
+              <w:right w:val="none" w:color="FFFFFF" w:sz="0"/>
+            </w:tcBorders>
+            <w:tcMar>
+              <w:top w:type="dxa" w:w="40"/>
+              <w:left w:type="dxa" w:w="80"/>
+              <w:bottom w:type="dxa" w:w="40"/>
+              <w:right w:type="dxa" w:w="80"/>
+            </w:tcMar>
+          </w:tcPr>
+          <w:p>
+            <w:pPr>
+              <w:spacing w:after="20" w:before="20" w:line="280" w:lineRule="auto"/>
+              <w:jc w:val="left"/>
+            </w:pPr>
+            <w:r>
+              <w:rPr>
+                <w:rFonts w:ascii="Times New Roman" w:cs="Times New Roman" w:eastAsia="宋体" w:hAnsi="Times New Roman"/>
+                <w:b w:val="false"/>
+                <w:bCs w:val="false"/>
+                <w:sz w:val="18"/>
+                <w:szCs w:val="18"/>
+              </w:rPr>
+              <w:t xml:space="preserve">亦／皆／方／自……获得</w:t>
+            </w:r>
+          </w:p>
+        </w:tc>
+        <w:tc>
+          <w:tcPr>
+            <w:tcW w:type="dxa" w:w="4513"/>
+            <w:tcBorders>
+              <w:top w:val="none" w:color="FFFFFF" w:sz="0"/>
+              <w:left w:val="none" w:color="FFFFFF" w:sz="0"/>
+              <w:bottom w:val="none" w:color="FFFFFF" w:sz="0"/>
+              <w:right w:val="none" w:color="FFFFFF" w:sz="0"/>
+            </w:tcBorders>
+            <w:tcMar>
+              <w:top w:type="dxa" w:w="40"/>
+              <w:left w:type="dxa" w:w="80"/>
+              <w:bottom w:type="dxa" w:w="40"/>
+              <w:right w:type="dxa" w:w="80"/>
+            </w:tcMar>
+          </w:tcPr>
+          <w:p>
+            <w:pPr>
+              <w:spacing w:after="20" w:before="20" w:line="280" w:lineRule="auto"/>
+              <w:jc w:val="left"/>
+            </w:pPr>
+            <w:r>
+              <w:rPr>
+                <w:rFonts w:ascii="Times New Roman" w:cs="Times New Roman" w:eastAsia="宋体" w:hAnsi="Times New Roman"/>
+                <w:b w:val="false"/>
+                <w:bCs w:val="false"/>
+                <w:sz w:val="18"/>
+                <w:szCs w:val="18"/>
+              </w:rPr>
+              <w:t xml:space="preserve">也／均／才／从……获得</w:t>
+            </w:r>
+          </w:p>
+        </w:tc>
+      </w:tr>
+      <w:tr>
+        <w:trPr>
+          <w:tblHeader w:val="false"/>
+        </w:trPr>
+        <w:tc>
+          <w:tcPr>
+            <w:tcW w:type="dxa" w:w="4513"/>
+            <w:tcBorders>
+              <w:top w:val="none" w:color="FFFFFF" w:sz="0"/>
+              <w:left w:val="none" w:color="FFFFFF" w:sz="0"/>
+              <w:bottom w:val="none" w:color="FFFFFF" w:sz="0"/>
+              <w:right w:val="none" w:color="FFFFFF" w:sz="0"/>
+            </w:tcBorders>
+            <w:tcMar>
+              <w:top w:type="dxa" w:w="40"/>
+              <w:left w:type="dxa" w:w="80"/>
+              <w:bottom w:type="dxa" w:w="40"/>
+              <w:right w:type="dxa" w:w="80"/>
+            </w:tcMar>
+          </w:tcPr>
+          <w:p>
+            <w:pPr>
+              <w:spacing w:after="20" w:before="20" w:line="280" w:lineRule="auto"/>
+              <w:jc w:val="left"/>
+            </w:pPr>
+            <w:r>
+              <w:rPr>
+                <w:rFonts w:ascii="Times New Roman" w:cs="Times New Roman" w:eastAsia="宋体" w:hAnsi="Times New Roman"/>
+                <w:b w:val="false"/>
+                <w:bCs w:val="false"/>
+                <w:sz w:val="18"/>
+                <w:szCs w:val="18"/>
+              </w:rPr>
+              <w:t xml:space="preserve">易言之</w:t>
+            </w:r>
+          </w:p>
+        </w:tc>
+        <w:tc>
+          <w:tcPr>
+            <w:tcW w:type="dxa" w:w="4513"/>
+            <w:tcBorders>
+              <w:top w:val="none" w:color="FFFFFF" w:sz="0"/>
+              <w:left w:val="none" w:color="FFFFFF" w:sz="0"/>
+              <w:bottom w:val="none" w:color="FFFFFF" w:sz="0"/>
+              <w:right w:val="none" w:color="FFFFFF" w:sz="0"/>
+            </w:tcBorders>
+            <w:tcMar>
+              <w:top w:type="dxa" w:w="40"/>
+              <w:left w:type="dxa" w:w="80"/>
+              <w:bottom w:type="dxa" w:w="40"/>
+              <w:right w:type="dxa" w:w="80"/>
+            </w:tcMar>
+          </w:tcPr>
+          <w:p>
+            <w:pPr>
+              <w:spacing w:after="20" w:before="20" w:line="280" w:lineRule="auto"/>
+              <w:jc w:val="left"/>
+            </w:pPr>
+            <w:r>
+              <w:rPr>
+                <w:rFonts w:ascii="Times New Roman" w:cs="Times New Roman" w:eastAsia="宋体" w:hAnsi="Times New Roman"/>
+                <w:b w:val="false"/>
+                <w:bCs w:val="false"/>
+                <w:sz w:val="18"/>
+                <w:szCs w:val="18"/>
+              </w:rPr>
+              <w:t xml:space="preserve">换言之</w:t>
+            </w:r>
+          </w:p>
+        </w:tc>
+      </w:tr>
+      <w:tr>
+        <w:trPr>
+          <w:tblHeader w:val="false"/>
+        </w:trPr>
+        <w:tc>
+          <w:tcPr>
+            <w:tcW w:type="dxa" w:w="4513"/>
+            <w:tcBorders>
+              <w:top w:val="none" w:color="FFFFFF" w:sz="0"/>
+              <w:left w:val="none" w:color="FFFFFF" w:sz="0"/>
+              <w:bottom w:val="none" w:color="FFFFFF" w:sz="0"/>
+              <w:right w:val="none" w:color="FFFFFF" w:sz="0"/>
+            </w:tcBorders>
+            <w:tcMar>
+              <w:top w:type="dxa" w:w="40"/>
+              <w:left w:type="dxa" w:w="80"/>
+              <w:bottom w:type="dxa" w:w="40"/>
+              <w:right w:type="dxa" w:w="80"/>
+            </w:tcMar>
+          </w:tcPr>
+          <w:p>
+            <w:pPr>
+              <w:spacing w:after="20" w:before="20" w:line="280" w:lineRule="auto"/>
+              <w:jc w:val="left"/>
+            </w:pPr>
+            <w:r>
+              <w:rPr>
+                <w:rFonts w:ascii="Times New Roman" w:cs="Times New Roman" w:eastAsia="宋体" w:hAnsi="Times New Roman"/>
+                <w:b w:val="false"/>
+                <w:bCs w:val="false"/>
+                <w:sz w:val="18"/>
+                <w:szCs w:val="18"/>
+              </w:rPr>
+              <w:t xml:space="preserve">颇为活跃</w:t>
+            </w:r>
+          </w:p>
+        </w:tc>
+        <w:tc>
+          <w:tcPr>
+            <w:tcW w:type="dxa" w:w="4513"/>
+            <w:tcBorders>
+              <w:top w:val="none" w:color="FFFFFF" w:sz="0"/>
+              <w:left w:val="none" w:color="FFFFFF" w:sz="0"/>
+              <w:bottom w:val="none" w:color="FFFFFF" w:sz="0"/>
+              <w:right w:val="none" w:color="FFFFFF" w:sz="0"/>
+            </w:tcBorders>
+            <w:tcMar>
+              <w:top w:type="dxa" w:w="40"/>
+              <w:left w:type="dxa" w:w="80"/>
+              <w:bottom w:type="dxa" w:w="40"/>
+              <w:right w:type="dxa" w:w="80"/>
+            </w:tcMar>
+          </w:tcPr>
+          <w:p>
+            <w:pPr>
+              <w:spacing w:after="20" w:before="20" w:line="280" w:lineRule="auto"/>
+              <w:jc w:val="left"/>
+            </w:pPr>
+            <w:r>
+              <w:rPr>
+                <w:rFonts w:ascii="Times New Roman" w:cs="Times New Roman" w:eastAsia="宋体" w:hAnsi="Times New Roman"/>
+                <w:b w:val="false"/>
+                <w:bCs w:val="false"/>
+                <w:sz w:val="18"/>
+                <w:szCs w:val="18"/>
+              </w:rPr>
+              <w:t xml:space="preserve">较为活跃</w:t>
+            </w:r>
+          </w:p>
+        </w:tc>
+      </w:tr>
+      <w:tr>
+        <w:trPr>
+          <w:tblHeader w:val="false"/>
+        </w:trPr>
+        <w:tc>
+          <w:tcPr>
+            <w:tcW w:type="dxa" w:w="4513"/>
+            <w:tcBorders>
+              <w:top w:val="none" w:color="FFFFFF" w:sz="0"/>
+              <w:left w:val="none" w:color="FFFFFF" w:sz="0"/>
+              <w:bottom w:val="none" w:color="FFFFFF" w:sz="0"/>
+              <w:right w:val="none" w:color="FFFFFF" w:sz="0"/>
+            </w:tcBorders>
+            <w:tcMar>
+              <w:top w:type="dxa" w:w="40"/>
+              <w:left w:type="dxa" w:w="80"/>
+              <w:bottom w:type="dxa" w:w="40"/>
+              <w:right w:type="dxa" w:w="80"/>
+            </w:tcMar>
+          </w:tcPr>
+          <w:p>
+            <w:pPr>
+              <w:spacing w:after="20" w:before="20" w:line="280" w:lineRule="auto"/>
+              <w:jc w:val="left"/>
+            </w:pPr>
+            <w:r>
+              <w:rPr>
+                <w:rFonts w:ascii="Times New Roman" w:cs="Times New Roman" w:eastAsia="宋体" w:hAnsi="Times New Roman"/>
+                <w:b w:val="false"/>
+                <w:bCs w:val="false"/>
+                <w:sz w:val="18"/>
+                <w:szCs w:val="18"/>
+              </w:rPr>
+              <w:t xml:space="preserve">不可谓小</w:t>
+            </w:r>
+          </w:p>
+        </w:tc>
+        <w:tc>
+          <w:tcPr>
+            <w:tcW w:type="dxa" w:w="4513"/>
+            <w:tcBorders>
+              <w:top w:val="none" w:color="FFFFFF" w:sz="0"/>
+              <w:left w:val="none" w:color="FFFFFF" w:sz="0"/>
+              <w:bottom w:val="none" w:color="FFFFFF" w:sz="0"/>
+              <w:right w:val="none" w:color="FFFFFF" w:sz="0"/>
+            </w:tcBorders>
+            <w:tcMar>
+              <w:top w:type="dxa" w:w="40"/>
+              <w:left w:type="dxa" w:w="80"/>
+              <w:bottom w:type="dxa" w:w="40"/>
+              <w:right w:type="dxa" w:w="80"/>
+            </w:tcMar>
+          </w:tcPr>
+          <w:p>
+            <w:pPr>
+              <w:spacing w:after="20" w:before="20" w:line="280" w:lineRule="auto"/>
+              <w:jc w:val="left"/>
+            </w:pPr>
+            <w:r>
+              <w:rPr>
+                <w:rFonts w:ascii="Times New Roman" w:cs="Times New Roman" w:eastAsia="宋体" w:hAnsi="Times New Roman"/>
+                <w:b w:val="false"/>
+                <w:bCs w:val="false"/>
+                <w:sz w:val="18"/>
+                <w:szCs w:val="18"/>
+              </w:rPr>
+              <w:t xml:space="preserve">相当可观</w:t>
+            </w:r>
+          </w:p>
+        </w:tc>
+      </w:tr>
+      <w:tr>
+        <w:trPr>
+          <w:tblHeader w:val="false"/>
+        </w:trPr>
+        <w:tc>
+          <w:tcPr>
+            <w:tcW w:type="dxa" w:w="4513"/>
+            <w:tcBorders>
+              <w:top w:val="none" w:color="FFFFFF" w:sz="0"/>
+              <w:left w:val="none" w:color="FFFFFF" w:sz="0"/>
+              <w:bottom w:val="none" w:color="FFFFFF" w:sz="0"/>
+              <w:right w:val="none" w:color="FFFFFF" w:sz="0"/>
+            </w:tcBorders>
+            <w:tcMar>
+              <w:top w:type="dxa" w:w="40"/>
+              <w:left w:type="dxa" w:w="80"/>
+              <w:bottom w:type="dxa" w:w="40"/>
+              <w:right w:type="dxa" w:w="80"/>
+            </w:tcMar>
+          </w:tcPr>
+          <w:p>
+            <w:pPr>
+              <w:spacing w:after="20" w:before="20" w:line="280" w:lineRule="auto"/>
+              <w:jc w:val="left"/>
+            </w:pPr>
+            <w:r>
+              <w:rPr>
+                <w:rFonts w:ascii="Times New Roman" w:cs="Times New Roman" w:eastAsia="宋体" w:hAnsi="Times New Roman"/>
+                <w:b w:val="false"/>
+                <w:bCs w:val="false"/>
+                <w:sz w:val="18"/>
+                <w:szCs w:val="18"/>
+              </w:rPr>
+              <w:t xml:space="preserve">汗牛充栋</w:t>
+            </w:r>
+          </w:p>
+        </w:tc>
+        <w:tc>
+          <w:tcPr>
+            <w:tcW w:type="dxa" w:w="4513"/>
+            <w:tcBorders>
+              <w:top w:val="none" w:color="FFFFFF" w:sz="0"/>
+              <w:left w:val="none" w:color="FFFFFF" w:sz="0"/>
+              <w:bottom w:val="none" w:color="FFFFFF" w:sz="0"/>
+              <w:right w:val="none" w:color="FFFFFF" w:sz="0"/>
+            </w:tcBorders>
+            <w:tcMar>
+              <w:top w:type="dxa" w:w="40"/>
+              <w:left w:type="dxa" w:w="80"/>
+              <w:bottom w:type="dxa" w:w="40"/>
+              <w:right w:type="dxa" w:w="80"/>
+            </w:tcMar>
+          </w:tcPr>
+          <w:p>
+            <w:pPr>
+              <w:spacing w:after="20" w:before="20" w:line="280" w:lineRule="auto"/>
+              <w:jc w:val="left"/>
+            </w:pPr>
+            <w:r>
+              <w:rPr>
+                <w:rFonts w:ascii="Times New Roman" w:cs="Times New Roman" w:eastAsia="宋体" w:hAnsi="Times New Roman"/>
+                <w:b w:val="false"/>
+                <w:bCs w:val="false"/>
+                <w:sz w:val="18"/>
+                <w:szCs w:val="18"/>
+              </w:rPr>
+              <w:t xml:space="preserve">大量</w:t>
+            </w:r>
+          </w:p>
+        </w:tc>
+      </w:tr>
+      <w:tr>
+        <w:trPr>
+          <w:tblHeader w:val="false"/>
+        </w:trPr>
+        <w:tc>
+          <w:tcPr>
+            <w:tcW w:type="dxa" w:w="4513"/>
+            <w:tcBorders>
+              <w:top w:val="none" w:color="FFFFFF" w:sz="0"/>
+              <w:left w:val="none" w:color="FFFFFF" w:sz="0"/>
+              <w:bottom w:val="none" w:color="FFFFFF" w:sz="0"/>
+              <w:right w:val="none" w:color="FFFFFF" w:sz="0"/>
+            </w:tcBorders>
+            <w:tcMar>
+              <w:top w:type="dxa" w:w="40"/>
+              <w:left w:type="dxa" w:w="80"/>
+              <w:bottom w:type="dxa" w:w="40"/>
+              <w:right w:type="dxa" w:w="80"/>
+            </w:tcMar>
+          </w:tcPr>
+          <w:p>
+            <w:pPr>
+              <w:spacing w:after="20" w:before="20" w:line="280" w:lineRule="auto"/>
+              <w:jc w:val="left"/>
+            </w:pPr>
+            <w:r>
+              <w:rPr>
+                <w:rFonts w:ascii="Times New Roman" w:cs="Times New Roman" w:eastAsia="宋体" w:hAnsi="Times New Roman"/>
+                <w:b w:val="false"/>
+                <w:bCs w:val="false"/>
+                <w:sz w:val="18"/>
+                <w:szCs w:val="18"/>
+              </w:rPr>
+              <w:t xml:space="preserve">无从复得／无从区分</w:t>
+            </w:r>
+          </w:p>
+        </w:tc>
+        <w:tc>
+          <w:tcPr>
+            <w:tcW w:type="dxa" w:w="4513"/>
+            <w:tcBorders>
+              <w:top w:val="none" w:color="FFFFFF" w:sz="0"/>
+              <w:left w:val="none" w:color="FFFFFF" w:sz="0"/>
+              <w:bottom w:val="none" w:color="FFFFFF" w:sz="0"/>
+              <w:right w:val="none" w:color="FFFFFF" w:sz="0"/>
+            </w:tcBorders>
+            <w:tcMar>
+              <w:top w:type="dxa" w:w="40"/>
+              <w:left w:type="dxa" w:w="80"/>
+              <w:bottom w:type="dxa" w:w="40"/>
+              <w:right w:type="dxa" w:w="80"/>
+            </w:tcMar>
+          </w:tcPr>
+          <w:p>
+            <w:pPr>
+              <w:spacing w:after="20" w:before="20" w:line="280" w:lineRule="auto"/>
+              <w:jc w:val="left"/>
+            </w:pPr>
+            <w:r>
+              <w:rPr>
+                <w:rFonts w:ascii="Times New Roman" w:cs="Times New Roman" w:eastAsia="宋体" w:hAnsi="Times New Roman"/>
+                <w:b w:val="false"/>
+                <w:bCs w:val="false"/>
+                <w:sz w:val="18"/>
+                <w:szCs w:val="18"/>
+              </w:rPr>
+              <w:t xml:space="preserve">无法复得／无法区分</w:t>
+            </w:r>
+          </w:p>
+        </w:tc>
+      </w:tr>
+      <w:tr>
+        <w:trPr>
+          <w:tblHeader w:val="false"/>
+        </w:trPr>
+        <w:tc>
+          <w:tcPr>
+            <w:tcW w:type="dxa" w:w="4513"/>
             <w:tcBorders>
               <w:top w:val="none" w:color="FFFFFF" w:sz="0"/>
               <w:left w:val="none" w:color="FFFFFF" w:sz="0"/>
@@ -3219,13 +3690,13 @@
                 <w:sz w:val="18"/>
                 <w:szCs w:val="18"/>
               </w:rPr>
-              <w:t xml:space="preserve">3.6</w:t>
-            </w:r>
-          </w:p>
-        </w:tc>
-        <w:tc>
-          <w:tcPr>
-            <w:tcW w:type="dxa" w:w="3008"/>
+              <w:t xml:space="preserve">第三章／第七章……</w:t>
+            </w:r>
+          </w:p>
+        </w:tc>
+        <w:tc>
+          <w:tcPr>
+            <w:tcW w:type="dxa" w:w="4513"/>
             <w:tcBorders>
               <w:top w:val="none" w:color="FFFFFF" w:sz="0"/>
               <w:left w:val="none" w:color="FFFFFF" w:sz="0"/>
@@ -3252,40 +3723,7 @@
                 <w:sz w:val="18"/>
                 <w:szCs w:val="18"/>
               </w:rPr>
-              <w:t xml:space="preserve">本章小结</w:t>
-            </w:r>
-          </w:p>
-        </w:tc>
-        <w:tc>
-          <w:tcPr>
-            <w:tcW w:type="dxa" w:w="3010"/>
-            <w:tcBorders>
-              <w:top w:val="none" w:color="FFFFFF" w:sz="0"/>
-              <w:left w:val="none" w:color="FFFFFF" w:sz="0"/>
-              <w:bottom w:val="single" w:color="000000" w:sz="6"/>
-              <w:right w:val="none" w:color="FFFFFF" w:sz="0"/>
-            </w:tcBorders>
-            <w:tcMar>
-              <w:top w:type="dxa" w:w="40"/>
-              <w:left w:type="dxa" w:w="80"/>
-              <w:bottom w:type="dxa" w:w="40"/>
-              <w:right w:type="dxa" w:w="80"/>
-            </w:tcMar>
-          </w:tcPr>
-          <w:p>
-            <w:pPr>
-              <w:spacing w:after="20" w:before="20" w:line="280" w:lineRule="auto"/>
-              <w:jc w:val="left"/>
-            </w:pPr>
-            <w:r>
-              <w:rPr>
-                <w:rFonts w:ascii="Times New Roman" w:cs="Times New Roman" w:eastAsia="宋体" w:hAnsi="Times New Roman"/>
-                <w:b w:val="false"/>
-                <w:bCs w:val="false"/>
-                <w:sz w:val="18"/>
-                <w:szCs w:val="18"/>
-              </w:rPr>
-              <w:t xml:space="preserve">复述本章所得，并过渡至第4章边界判据</w:t>
+              <w:t xml:space="preserve">第3章／第7章……</w:t>
             </w:r>
           </w:p>
         </w:tc>
@@ -3301,6 +3739,21 @@
           <w:szCs w:val="18"/>
         </w:rPr>
         <w:t xml:space="preserve"/>
+      </w:r>
+    </w:p>
+    <w:p>
+      <w:pPr>
+        <w:spacing w:after="60" w:before="0" w:line="400" w:lineRule="auto"/>
+        <w:ind w:firstLine="480"/>
+        <w:jc w:val="both"/>
+      </w:pPr>
+      <w:r>
+        <w:rPr>
+          <w:rFonts w:ascii="Times New Roman" w:cs="Times New Roman" w:eastAsia="宋体" w:hAnsi="Times New Roman"/>
+          <w:sz w:val="24"/>
+          <w:szCs w:val="24"/>
+        </w:rPr>
+        <w:t xml:space="preserve">同时按范本节奏补入序次与连接：各处论证改以「第一，第二，第三」标示，段末以「因此」「由此可见」「以上……表明」收束。原稿中「一如空气之于呼吸」这一比喻予以保留，因其后随即还原为学理表述，符合指南关于比喻使用的要求。</w:t>
       </w:r>
     </w:p>
     <w:p>
@@ -3317,7 +3770,7 @@
           <w:sz w:val="24"/>
           <w:szCs w:val="24"/>
         </w:rPr>
-        <w:t xml:space="preserve">3.3 体例执行情况</w:t>
+        <w:t xml:space="preserve">3.3 体例补齐</w:t>
       </w:r>
     </w:p>
     <w:p>
@@ -3332,7 +3785,97 @@
           <w:sz w:val="24"/>
           <w:szCs w:val="24"/>
         </w:rPr>
-        <w:t xml:space="preserve">第一，章首导语与 3.1 至 3.5 各节的节首导语齐备，本章小结单列为 3.6，不含新论据与新图表。第二，术语首见括注英文，包括劣构问题（wicked problems）、范式（paradigm）、设计学科（design discipline）与设计科学（design science）。第三，人名首见均作「中译名（外文，年份）」。第四，引注为尾注上标，共 9 条，另标出 3 处待补。第五，表 6 张、图 5 幅，表题在表上、图题在图下，均为中英双题加来源行。第六，结论强度用词未越级，凡属推论者已称其为推论，第 3.5.2 节并明确交代其检验尚待专门的实证工作。</w:t>
+        <w:t xml:space="preserve">第一，补节首导语。3.1 至 3.5 五节此前均直接进入 3.x.1，现每节补一段导语，交代本节任务与推进顺序。</w:t>
+      </w:r>
+    </w:p>
+    <w:p>
+      <w:pPr>
+        <w:spacing w:after="60" w:before="0" w:line="400" w:lineRule="auto"/>
+        <w:ind w:firstLine="480"/>
+        <w:jc w:val="both"/>
+      </w:pPr>
+      <w:r>
+        <w:rPr>
+          <w:rFonts w:ascii="Times New Roman" w:cs="Times New Roman" w:eastAsia="宋体" w:hAnsi="Times New Roman"/>
+          <w:sz w:val="24"/>
+          <w:szCs w:val="24"/>
+        </w:rPr>
+        <w:t xml:space="preserve">第二，「3.5.4 小结与过渡」升为独立的「3.6 本章小结」，与第2章、第4章、第5章一致，且不含新论据与新图表。</w:t>
+      </w:r>
+    </w:p>
+    <w:p>
+      <w:pPr>
+        <w:spacing w:after="60" w:before="0" w:line="400" w:lineRule="auto"/>
+        <w:ind w:firstLine="480"/>
+        <w:jc w:val="both"/>
+      </w:pPr>
+      <w:r>
+        <w:rPr>
+          <w:rFonts w:ascii="Times New Roman" w:cs="Times New Roman" w:eastAsia="宋体" w:hAnsi="Times New Roman"/>
+          <w:sz w:val="24"/>
+          <w:szCs w:val="24"/>
+        </w:rPr>
+        <w:t xml:space="preserve">第三，术语首见括注英文，包括问题空间（problem space）、劣构问题（wicked problems）、反思性实践（reflective practice）、知识生产的主体条件（subject conditions of knowledge production）、范式（paradigm）。</w:t>
+      </w:r>
+    </w:p>
+    <w:p>
+      <w:pPr>
+        <w:spacing w:after="60" w:before="0" w:line="400" w:lineRule="auto"/>
+        <w:ind w:firstLine="480"/>
+        <w:jc w:val="both"/>
+      </w:pPr>
+      <w:r>
+        <w:rPr>
+          <w:rFonts w:ascii="Times New Roman" w:cs="Times New Roman" w:eastAsia="宋体" w:hAnsi="Times New Roman"/>
+          <w:sz w:val="24"/>
+          <w:szCs w:val="24"/>
+        </w:rPr>
+        <w:t xml:space="preserve">第四，人名首见均补为「中译名（外文，年份）」，其中「纳尔逊与斯托特曼」原稿未给年份，现补为（Nelson &amp; Stolterman，2003），请核对你所引版本。</w:t>
+      </w:r>
+    </w:p>
+    <w:p>
+      <w:pPr>
+        <w:spacing w:after="60" w:before="0" w:line="400" w:lineRule="auto"/>
+        <w:ind w:firstLine="480"/>
+        <w:jc w:val="both"/>
+      </w:pPr>
+      <w:r>
+        <w:rPr>
+          <w:rFonts w:ascii="Times New Roman" w:cs="Times New Roman" w:eastAsia="宋体" w:hAnsi="Times New Roman"/>
+          <w:sz w:val="24"/>
+          <w:szCs w:val="24"/>
+        </w:rPr>
+        <w:t xml:space="preserve">第五，引注由无出处改为尾注上标，共 6 条，另标出 3 处待补。原稿全文无一处引注，这是与范本差距最大的一项。</w:t>
+      </w:r>
+    </w:p>
+    <w:p>
+      <w:pPr>
+        <w:spacing w:after="60" w:before="0" w:line="400" w:lineRule="auto"/>
+        <w:ind w:firstLine="480"/>
+        <w:jc w:val="both"/>
+      </w:pPr>
+      <w:r>
+        <w:rPr>
+          <w:rFonts w:ascii="Times New Roman" w:cs="Times New Roman" w:eastAsia="宋体" w:hAnsi="Times New Roman"/>
+          <w:sz w:val="24"/>
+          <w:szCs w:val="24"/>
+        </w:rPr>
+        <w:t xml:space="preserve">第六，新增表 10 张、图 5 幅设计稿。原稿零图零表，而其中多处内容已写得足够结构化，成表即可，例如两条知识论进路的比较、三重不可化约性、三层维持机制、两类技术更替的对照、三说的比较与实践后果差异、三项推论、三项可辩驳条件、四个层面。</w:t>
+      </w:r>
+    </w:p>
+    <w:p>
+      <w:pPr>
+        <w:spacing w:after="60" w:before="0" w:line="400" w:lineRule="auto"/>
+        <w:ind w:firstLine="480"/>
+        <w:jc w:val="both"/>
+      </w:pPr>
+      <w:r>
+        <w:rPr>
+          <w:rFonts w:ascii="Times New Roman" w:cs="Times New Roman" w:eastAsia="宋体" w:hAnsi="Times New Roman"/>
+          <w:sz w:val="24"/>
+          <w:szCs w:val="24"/>
+        </w:rPr>
+        <w:t xml:space="preserve">第七，术语统一为「缄默性」「缄默成分」，与第2章及第1章的「缄默经验」一致（原稿此处作「默会性」）。</w:t>
       </w:r>
     </w:p>
     <w:p>
@@ -3349,7 +3892,7 @@
           <w:sz w:val="24"/>
           <w:szCs w:val="24"/>
         </w:rPr>
-        <w:t xml:space="preserve">3.4 需要你确认的四处</w:t>
+        <w:t xml:space="preserve">3.4 需要你确认的五处</w:t>
       </w:r>
     </w:p>
     <w:p>
@@ -3364,7 +3907,7 @@
           <w:sz w:val="24"/>
           <w:szCs w:val="24"/>
         </w:rPr>
-        <w:t xml:space="preserve">第一，章次引称。本章按绪论为第1章、理论谱系为第2章、本章为第3章的八章制撰写，正文引称第4章边界判据、第5章衰减机制、第6章干预策略、第7章溯源制度、第8章教育与产业。若绪论仍按「绪论加正文七章」编排，则本章全部章次引称须整体前移一位，这一点与第2章的情况相同，宜一并处理。</w:t>
+        <w:t xml:space="preserve">第一，章次编号的写法。原稿作「第三章」，而已定稿的第2章、第4章、第5章均按范本作「第2章」「第4章」，正文引称亦作「第1章」「第7章」。本稿已统一改为阿拉伯数字。若你希望全书采用中文数字章序，则须回改本稿并同时回改第2、4、5章，宜一并决定。</w:t>
       </w:r>
     </w:p>
     <w:p>
@@ -3379,7 +3922,7 @@
           <w:sz w:val="24"/>
           <w:szCs w:val="24"/>
         </w:rPr>
-        <w:t xml:space="preserve">第二，与第1章的分工。本章 3.2.3 与 3.4.3 两处调用了第1章关于判断时序倒转、三重征候与能力空心化的结论。若第1章的相应表述后续有所调整，本章须同步核对，避免出现两处说法不一致的情况。</w:t>
+        <w:t xml:space="preserve">第二，八章制已获确认。原稿正文引称第4章至第8章，与第2、4、5章的引称完全一致，此前各章清单中所列「章次引称待确认」一项至此可以解除：全书为绪论（第1章）、理论谱系（第2章）、本章（第3章）、边界判据（第4章）、衰减机制（第5章）、干预策略（第6章）、责任与溯源（第7章）、教育与产业（第8章）。</w:t>
       </w:r>
     </w:p>
     <w:p>
@@ -3394,7 +3937,7 @@
           <w:sz w:val="24"/>
           <w:szCs w:val="24"/>
         </w:rPr>
-        <w:t xml:space="preserve">第三，国内研究的比重。本章目前所对话的文献以西文为主，仅 3.1.1 引柳冠中一处。绪论「研究现状简评」曾指出国内学界关于设计主体性的讨论尤为活跃，建议在 3.3.3 之后补一段国内既有讨论的评述，既与绪论呼应，也使本章的立论更具针对性。相应位置已在待补清单中标为待补 3。</w:t>
+        <w:t xml:space="preserve">第三，与第4章的分工。本稿 3.1.2 三重不可化约性，与第4章 4.2.1 三条判据（缄默性、不可撤回性、署名性）在「主体承担性 / 署名性」一处直接对应，在「情境依赖性 / 缄默性」一处间接对应，而「价值负载性」在第4章中对应的是「冲突目标之间的权衡」这一节点而非某一条判据。表3-2 末列已标出这一对应关系，请核对是否与你对两章分工的设想一致。</w:t>
       </w:r>
     </w:p>
     <w:p>
@@ -3409,7 +3952,22 @@
           <w:sz w:val="24"/>
           <w:szCs w:val="24"/>
         </w:rPr>
-        <w:t xml:space="preserve">第四，3.5.2 四项推论与第5章的关系。第2章末尾已说明第5章将列出可检验推论，本章 3.5.2 又提出四项推论。二者的分工建议为：本章的推论指向学科层面的命题，第5章的推论指向衰减机制模型，两处须在措辞上明确区分，避免读者误以为重复。若希望合并，则本章 3.5.2 可只保留推论一与推论三，其余移入第5章。</w:t>
+        <w:t xml:space="preserve">第四，原初稿中有两处内容为本稿所无，是否并入请你定夺。其一，隐含前提在设计理论中的三种表现形式，即方法类论述的施动者预设、程序类论述的节点预设、评价类论述的鉴赏者预设，以及前提动摇后三类论述各自的断裂形态。这一分析指认了前提在设计学论述中的具体位置，可作为 3.2.1 与 3.2.2 之间的一个新目补入。其二，命题不主张什么的四项自我限定（不主张学科将消亡、不主张抵制工具、不主张诉诸自律、不主张脱离工具培养）。本稿 3.4.3 的三项可辩驳条件已承担了划定命题边界的功能，二者略有重叠，但前者防的是误读，后者防的是不可证伪，功能不同，可考虑在 3.4.1 之后以一段的篇幅补入。</w:t>
+      </w:r>
+    </w:p>
+    <w:p>
+      <w:pPr>
+        <w:spacing w:after="60" w:before="0" w:line="400" w:lineRule="auto"/>
+        <w:ind w:firstLine="480"/>
+        <w:jc w:val="both"/>
+      </w:pPr>
+      <w:r>
+        <w:rPr>
+          <w:rFonts w:ascii="Times New Roman" w:cs="Times New Roman" w:eastAsia="宋体" w:hAnsi="Times New Roman"/>
+          <w:sz w:val="24"/>
+          <w:szCs w:val="24"/>
+        </w:rPr>
+        <w:t xml:space="preserve">第五，3.3.5 与 3.5.2 两处的第8章预告。本稿两次预告第8章的内容，一为设计教育中生成式工具引入时机的取舍，一为地方设计资源与设计教育。撰写第8章时须确保二者均被兑现，且不与第8章自身的结构冲突。</w:t>
       </w:r>
     </w:p>
     <w:sectPr>
